--- a/docs/EBAY_CAPTURE_SCHEDULE.docx
+++ b/docs/EBAY_CAPTURE_SCHEDULE.docx
@@ -27,53 +27,39 @@
           <w:b/>
           <w:bCs/>
         </w:rPr>
-        <w:t>Version:</w:t>
-      </w:r>
-      <w:r>
-        <w:t xml:space="preserve"> 2026-08-02 (v3) · §4 amended 2026-08-03 · </w:t>
-      </w:r>
+        <w:t>Version: 2026-08-02 (v3) · §4 amended 2026-08-03 · Supersedes: SlabWorthy_Capture_Schedule.docx (rebuilt 2026-06-20) and eBay_Collection_Schedule.docx (~2026-02/03). Both are DEAD — see the tombstone at the bottom. Delete the loose OneDrive/Downloads copies once this lands; this file is the only live version. · §1, §2A, §5 and §6 amended 2026-08-17 (capture paused for depth; §2A retired outright; bench re-derived). Structure and workflow unchanged.</w:t>
+      </w:r>
+      <w:r/>
       <w:r>
         <w:rPr>
           <w:b/>
           <w:bCs/>
         </w:rPr>
-        <w:t>Supersedes:</w:t>
-      </w:r>
-      <w:r>
-        <w:t xml:space="preserve"> </w:t>
-      </w:r>
+      </w:r>
+      <w:r/>
       <w:r>
         <w:rPr>
           <w:rFonts w:ascii="Consolas" w:eastAsia="Consolas" w:hAnsi="Consolas" w:cs="Consolas"/>
           <w:sz w:val="18"/>
           <w:szCs w:val="18"/>
         </w:rPr>
-        <w:t>SlabWorthy_Capture_Schedule.docx</w:t>
-      </w:r>
-      <w:r>
-        <w:t xml:space="preserve"> (rebuilt 2026-06-20) and </w:t>
-      </w:r>
+      </w:r>
+      <w:r/>
       <w:r>
         <w:rPr>
           <w:rFonts w:ascii="Consolas" w:eastAsia="Consolas" w:hAnsi="Consolas" w:cs="Consolas"/>
           <w:sz w:val="18"/>
           <w:szCs w:val="18"/>
         </w:rPr>
-        <w:t>eBay_Collection_Schedule.docx</w:t>
-      </w:r>
-      <w:r>
-        <w:t xml:space="preserve"> (~2026-02/03). Both are </w:t>
-      </w:r>
+      </w:r>
+      <w:r/>
       <w:r>
         <w:rPr>
           <w:b/>
           <w:bCs/>
         </w:rPr>
-        <w:t>DEAD</w:t>
-      </w:r>
-      <w:r>
-        <w:t xml:space="preserve"> — see the tombstone at the bottom. Delete the loose OneDrive/Downloads copies once this lands; this file is the only live version.</w:t>
-      </w:r>
+      </w:r>
+      <w:r/>
     </w:p>
     <w:p>
       <w:pPr>
@@ -287,6 +273,67 @@
           <w:bottom w:val="single" w:sz="6" w:space="1" w:color="CCCCCC"/>
         </w:pBdr>
         <w:spacing w:before="100" w:after="100"/>
+      </w:pPr>
+    </w:p>
+    <w:p>
+      <w:pPr>
+        <w:pStyle w:val="Heading1"/>
+      </w:pPr>
+      <w:r>
+        <w:t>0. CURRENT POSTURE — DEPTH WALK PAUSED, 2026-08-17</w:t>
+      </w:r>
+    </w:p>
+    <w:p>
+      <w:pPr>
+        <w:pStyle w:val="Heading1"/>
+      </w:pPr>
+      <w:r>
+        <w:t>⚠️ STOP. Do not start walking this schedule without reading this section. It is not a suggestion about pace; the list below is finished and walking it produces duplicates.</w:t>
+      </w:r>
+    </w:p>
+    <w:p>
+      <w:pPr>
+        <w:pStyle w:val="Heading1"/>
+      </w:pPr>
+      <w:r>
+        <w:t>MEASURED 2026-08-17, read-only through the production comp predicate: all 34 keys tested against §1 have CLEARED it — 9 of 9 §2A, 15 of 15 §2C, and 10 of 10 §5 bench keys that were never walked. New-key share fell monotonically from 57.5% to 30.1% across the 12 capture days ending 2026-08-17. A smooth decline is saturation; a cliff would be something breaking. Nothing is breaking. Duplicates are also NOT being stored — 271,344 rows against 271,344 distinct ebay_item_id under a unique index, so the extension's dupe counter is reporting correct rejections.</w:t>
+      </w:r>
+    </w:p>
+    <w:p>
+      <w:pPr>
+        <w:pStyle w:val="Heading1"/>
+      </w:pPr>
+      <w:r>
+        <w:t>⚠️ THE BINDING CONSTRAINT IS NO LONGER DEPTH. IT IS COMP-POOL IDENTITY. Action Comics #1 holds 13 graded comps at 9.6+ and not one is the 1938 book (1976 Safeguard reprints, the 1987 Annual, the 2011 New 52, the 2025 relaunch, and "Action Comics Vol 1 484" whose "Vol 1" was parsed as the issue number). Amazing Fantasy #15 holds 24 and not one is the 1962 book (Marvel Milestone reprints, the 2004 Amadeus Cho series, a metal replica, and a "Facsimilie" whose misspelling walks straight through the %facsimile% filter). Walking either again adds more wrong books to a wrong pool.</w:t>
+      </w:r>
+    </w:p>
+    <w:p>
+      <w:pPr>
+        <w:pStyle w:val="Heading1"/>
+      </w:pPr>
+      <w:r>
+        <w:t>STILL RUNNING — §2B freshness on actively-shipping runs. Those pools are clean (a single title_year), prices move weekly, and the interior issues still have real gaps: Absolute Superman #2, #5, #6, #9, #11, #12 and Absolute Wonder Woman #2, #3, #8, #9, #12 hold ZERO graded comps. This block is still earning its place.</w:t>
+      </w:r>
+    </w:p>
+    <w:p>
+      <w:pPr>
+        <w:pStyle w:val="Heading1"/>
+      </w:pPr>
+      <w:r>
+        <w:t>PAUSED — §2A (retired outright, below), §2C depth grinding, and the §3 rotating blocks for DEPTH purposes. §3 remains the reference list for when capture resumes; it is not deleted.</w:t>
+      </w:r>
+    </w:p>
+    <w:p>
+      <w:pPr>
+        <w:pStyle w:val="Heading1"/>
+      </w:pPr>
+      <w:r>
+        <w:t>RESUME WHEN — the identity defects named in §1a are fixed, or a §4 promotion fires against real cold traffic. Whichever comes first. Re-run the §1 tracker before resuming; do not assume this posture is still current.</w:t>
+      </w:r>
+    </w:p>
+    <w:p>
+      <w:pPr>
+        <w:pStyle w:val="Heading1"/>
       </w:pPr>
     </w:p>
     <w:p>
@@ -685,6 +732,39 @@
       </w:r>
     </w:p>
     <w:p>
+      <w:pPr/>
+      <w:r>
+        <w:t>1a. IDENTITY CONDITION — SPECIFIED, AND BLOCKED. Added 2026-08-17.</w:t>
+      </w:r>
+    </w:p>
+    <w:p>
+      <w:pPr/>
+      <w:r>
+        <w:t>⚠️ The rule above is book-level and it counts rows. It cannot see whether the rows are the same book — and contamination makes a pool look DEEPER, so the rule actively certifies contaminated keys as done. Action Comics #1 and Amazing Fantasy #15 both cleared ≥10 comps / ≥5 graded on pools containing zero copies of either book.</w:t>
+      </w:r>
+    </w:p>
+    <w:p>
+      <w:pPr/>
+      <w:r>
+        <w:t>THE POSITIVE FORM IS BLOCKED. "≥5 graded comps that are plausibly the right book" cannot be measured today, because nothing in the pipeline establishes which book a row is: the comp key is title + issue + issue_type, and edition, printing and publication year are not in it. Until that changes, any threshold written here would look like a rule without being one. DO NOT WRITE ONE. This is blocked on the identity defects, not on wording.</w:t>
+      </w:r>
+    </w:p>
+    <w:p>
+      <w:pPr/>
+      <w:r>
+        <w:t>INTERIM DISQUALIFIER — use this, and understand what it is. A key may NOT be marked cleared while its graded pool spans more than one title_year cohort. Measured 2026-08-17 over the 9.4+ pools: Action Comics #1 — 16 comps, title_year 1973–2025, 5 distinct, CONTAMINATED. Amazing Fantasy #15 — 26 comps, 1992–2019, 5 distinct, CONTAMINATED. Amazing Spider-Man #300 — 118 comps, 1988–1988, 1 distinct, CLEAN. It separated clean from contaminated on every key tested. It is a DISQUALIFIER, not a certificate: it can refuse a key, never clear one.</w:t>
+      </w:r>
+    </w:p>
+    <w:p>
+      <w:pPr/>
+      <w:r>
+        <w:t>Three limits, stated so nobody promotes it past them. (1) N = 3. Three keys is not a validated rule; validate at corpus scale before relying on it. (2) title_year is parsed from the listing title by the same extraction that produced "CGC 98" → grade 98.0 and "Vol 1 484" → issue 1, so a condition built on it inherits that parser's reliability. (3) A contaminant-vocabulary screen was tested as the alternative and is WEAKER on recall: it caught 13 of 16 on Action Comics #1 but only 10 of 26 on Amazing Fantasy #15, because "Amazing Fantasy (2004) #15" contains no contaminant word at all. It fired 0 of 118 on the clean ASM #300 pool, so its precision is fine; its recall is not good enough to gate on.</w:t>
+      </w:r>
+    </w:p>
+    <w:p>
+      <w:pPr/>
+    </w:p>
+    <w:p>
       <w:pPr>
         <w:spacing w:before="60" w:after="120"/>
       </w:pPr>
@@ -749,7 +829,7 @@
           <w:sz w:val="25"/>
           <w:szCs w:val="25"/>
         </w:rPr>
-        <w:t>2A. Starved keys — 9 searches ⚠️ HIGHEST MARGINAL VALUE</w:t>
+        <w:t>⚰️ 2A. RETIRED IN FULL — 2026-08-17. DO NOT BACKFILL.</w:t>
       </w:r>
     </w:p>
     <w:p>
@@ -757,910 +837,15 @@
         <w:spacing w:before="60" w:after="120"/>
       </w:pPr>
       <w:r>
-        <w:t xml:space="preserve">These are the audit's §4 weak set. Every one is a well-known key a user would expect us to value, and every one is running on the estimate fallback today. </w:t>
+        <w:t>DEAD: the 9-key starved block, whose heading claimed the highest marginal value in the document and whose note argued one more comp here beat a hundred more on a blue-chip key. (Retired wording described, not reproduced: a tombstone that quotes the string it retires is indistinguishable from an unfixed instance to every future sweep.) REPLACED BY: nothing. The slots are not refilled; the daily core is now §2B + §2C = 41 searches. REASON: all nine cleared §1's target, most by 10–30×. Measured 2026-08-17 through the production predicate (audit state → today, comps/graded): Incredible Hulk 180  2/0 → 238/109 · Incredible Hulk 271  1/0 → 76/30 · Iron Man 55  3/1 → 110/69 · Captain America 117  1/0 → 114/46 · Batman 227  1/0 → 105/42 · Batman 232  1/0 → 103/47 · Batman 423  1/0 → 250/97 · Detective Comics 880  1/0 → 81/31 · X-Men 94  5/0 → 176/74. The block's premise — that these keys run on the estimate fallback — is gone.</w:t>
       </w:r>
       <w:r>
         <w:rPr>
           <w:b/>
           <w:bCs/>
         </w:rPr>
-        <w:t>One more comp here is worth more than a hundred more on ASM 300.</w:t>
       </w:r>
     </w:p>
-    <w:tbl>
-      <w:tblPr>
-        <w:tblW w:w="10080" w:type="dxa"/>
-        <w:tblInd w:w="1" w:type="dxa"/>
-        <w:tblBorders>
-          <w:top w:val="single" w:sz="4" w:space="0" w:color="auto"/>
-          <w:left w:val="single" w:sz="4" w:space="0" w:color="auto"/>
-          <w:bottom w:val="single" w:sz="4" w:space="0" w:color="auto"/>
-          <w:right w:val="single" w:sz="4" w:space="0" w:color="auto"/>
-          <w:insideH w:val="single" w:sz="4" w:space="0" w:color="auto"/>
-          <w:insideV w:val="single" w:sz="4" w:space="0" w:color="auto"/>
-        </w:tblBorders>
-        <w:tblCellMar>
-          <w:left w:w="10" w:type="dxa"/>
-          <w:right w:w="10" w:type="dxa"/>
-        </w:tblCellMar>
-        <w:tblLook w:val="0000" w:firstRow="0" w:lastRow="0" w:firstColumn="0" w:lastColumn="0" w:noHBand="0" w:noVBand="0"/>
-      </w:tblPr>
-      <w:tblGrid>
-        <w:gridCol w:w="800"/>
-        <w:gridCol w:w="2762"/>
-        <w:gridCol w:w="2485"/>
-        <w:gridCol w:w="4033"/>
-      </w:tblGrid>
-      <w:tr>
-        <w:trPr>
-          <w:tblHeader/>
-        </w:trPr>
-        <w:tc>
-          <w:tcPr>
-            <w:tcW w:w="800" w:type="dxa"/>
-            <w:shd w:val="clear" w:color="auto" w:fill="EDE7F6"/>
-            <w:tcMar>
-              <w:top w:w="40" w:type="dxa"/>
-              <w:left w:w="90" w:type="dxa"/>
-              <w:bottom w:w="40" w:type="dxa"/>
-              <w:right w:w="90" w:type="dxa"/>
-            </w:tcMar>
-          </w:tcPr>
-          <w:p>
-            <w:r>
-              <w:rPr>
-                <w:b/>
-                <w:bCs/>
-                <w:sz w:val="17"/>
-                <w:szCs w:val="17"/>
-              </w:rPr>
-              <w:t>#</w:t>
-            </w:r>
-          </w:p>
-        </w:tc>
-        <w:tc>
-          <w:tcPr>
-            <w:tcW w:w="2762" w:type="dxa"/>
-            <w:shd w:val="clear" w:color="auto" w:fill="EDE7F6"/>
-            <w:tcMar>
-              <w:top w:w="40" w:type="dxa"/>
-              <w:left w:w="90" w:type="dxa"/>
-              <w:bottom w:w="40" w:type="dxa"/>
-              <w:right w:w="90" w:type="dxa"/>
-            </w:tcMar>
-          </w:tcPr>
-          <w:p>
-            <w:r>
-              <w:rPr>
-                <w:b/>
-                <w:bCs/>
-                <w:sz w:val="17"/>
-                <w:szCs w:val="17"/>
-              </w:rPr>
-              <w:t>Search</w:t>
-            </w:r>
-          </w:p>
-        </w:tc>
-        <w:tc>
-          <w:tcPr>
-            <w:tcW w:w="2485" w:type="dxa"/>
-            <w:shd w:val="clear" w:color="auto" w:fill="EDE7F6"/>
-            <w:tcMar>
-              <w:top w:w="40" w:type="dxa"/>
-              <w:left w:w="90" w:type="dxa"/>
-              <w:bottom w:w="40" w:type="dxa"/>
-              <w:right w:w="90" w:type="dxa"/>
-            </w:tcMar>
-          </w:tcPr>
-          <w:p>
-            <w:r>
-              <w:rPr>
-                <w:b/>
-                <w:bCs/>
-                <w:sz w:val="17"/>
-                <w:szCs w:val="17"/>
-              </w:rPr>
-              <w:t>Audit state</w:t>
-            </w:r>
-          </w:p>
-        </w:tc>
-        <w:tc>
-          <w:tcPr>
-            <w:tcW w:w="4033" w:type="dxa"/>
-            <w:shd w:val="clear" w:color="auto" w:fill="EDE7F6"/>
-            <w:tcMar>
-              <w:top w:w="40" w:type="dxa"/>
-              <w:left w:w="90" w:type="dxa"/>
-              <w:bottom w:w="40" w:type="dxa"/>
-              <w:right w:w="90" w:type="dxa"/>
-            </w:tcMar>
-          </w:tcPr>
-          <w:p>
-            <w:r>
-              <w:rPr>
-                <w:b/>
-                <w:bCs/>
-                <w:sz w:val="17"/>
-                <w:szCs w:val="17"/>
-              </w:rPr>
-              <w:t>Note</w:t>
-            </w:r>
-          </w:p>
-        </w:tc>
-      </w:tr>
-      <w:tr>
-        <w:tc>
-          <w:tcPr>
-            <w:tcW w:w="800" w:type="dxa"/>
-            <w:tcMar>
-              <w:top w:w="40" w:type="dxa"/>
-              <w:left w:w="90" w:type="dxa"/>
-              <w:bottom w:w="40" w:type="dxa"/>
-              <w:right w:w="90" w:type="dxa"/>
-            </w:tcMar>
-          </w:tcPr>
-          <w:p>
-            <w:r>
-              <w:rPr>
-                <w:sz w:val="17"/>
-                <w:szCs w:val="17"/>
-              </w:rPr>
-              <w:t>1</w:t>
-            </w:r>
-          </w:p>
-        </w:tc>
-        <w:tc>
-          <w:tcPr>
-            <w:tcW w:w="2762" w:type="dxa"/>
-            <w:tcMar>
-              <w:top w:w="40" w:type="dxa"/>
-              <w:left w:w="90" w:type="dxa"/>
-              <w:bottom w:w="40" w:type="dxa"/>
-              <w:right w:w="90" w:type="dxa"/>
-            </w:tcMar>
-          </w:tcPr>
-          <w:p>
-            <w:r>
-              <w:rPr>
-                <w:rFonts w:ascii="Consolas" w:eastAsia="Consolas" w:hAnsi="Consolas" w:cs="Consolas"/>
-                <w:sz w:val="15"/>
-                <w:szCs w:val="15"/>
-              </w:rPr>
-              <w:t>Incredible Hulk 180</w:t>
-            </w:r>
-          </w:p>
-        </w:tc>
-        <w:tc>
-          <w:tcPr>
-            <w:tcW w:w="2485" w:type="dxa"/>
-            <w:tcMar>
-              <w:top w:w="40" w:type="dxa"/>
-              <w:left w:w="90" w:type="dxa"/>
-              <w:bottom w:w="40" w:type="dxa"/>
-              <w:right w:w="90" w:type="dxa"/>
-            </w:tcMar>
-          </w:tcPr>
-          <w:p>
-            <w:r>
-              <w:rPr>
-                <w:sz w:val="17"/>
-                <w:szCs w:val="17"/>
-              </w:rPr>
-              <w:t>2 comps / 0 graded</w:t>
-            </w:r>
-          </w:p>
-        </w:tc>
-        <w:tc>
-          <w:tcPr>
-            <w:tcW w:w="4033" w:type="dxa"/>
-            <w:tcMar>
-              <w:top w:w="40" w:type="dxa"/>
-              <w:left w:w="90" w:type="dxa"/>
-              <w:bottom w:w="40" w:type="dxa"/>
-              <w:right w:w="90" w:type="dxa"/>
-            </w:tcMar>
-          </w:tcPr>
-          <w:p>
-            <w:r>
-              <w:rPr>
-                <w:sz w:val="17"/>
-                <w:szCs w:val="17"/>
-              </w:rPr>
-              <w:t>🎓 1st Wolverine cameo</w:t>
-            </w:r>
-          </w:p>
-        </w:tc>
-      </w:tr>
-      <w:tr>
-        <w:tc>
-          <w:tcPr>
-            <w:tcW w:w="800" w:type="dxa"/>
-            <w:tcMar>
-              <w:top w:w="40" w:type="dxa"/>
-              <w:left w:w="90" w:type="dxa"/>
-              <w:bottom w:w="40" w:type="dxa"/>
-              <w:right w:w="90" w:type="dxa"/>
-            </w:tcMar>
-          </w:tcPr>
-          <w:p>
-            <w:r>
-              <w:rPr>
-                <w:sz w:val="17"/>
-                <w:szCs w:val="17"/>
-              </w:rPr>
-              <w:t>2</w:t>
-            </w:r>
-          </w:p>
-        </w:tc>
-        <w:tc>
-          <w:tcPr>
-            <w:tcW w:w="2762" w:type="dxa"/>
-            <w:tcMar>
-              <w:top w:w="40" w:type="dxa"/>
-              <w:left w:w="90" w:type="dxa"/>
-              <w:bottom w:w="40" w:type="dxa"/>
-              <w:right w:w="90" w:type="dxa"/>
-            </w:tcMar>
-          </w:tcPr>
-          <w:p>
-            <w:r>
-              <w:rPr>
-                <w:rFonts w:ascii="Consolas" w:eastAsia="Consolas" w:hAnsi="Consolas" w:cs="Consolas"/>
-                <w:sz w:val="15"/>
-                <w:szCs w:val="15"/>
-              </w:rPr>
-              <w:t>Incredible Hulk 271</w:t>
-            </w:r>
-          </w:p>
-        </w:tc>
-        <w:tc>
-          <w:tcPr>
-            <w:tcW w:w="2485" w:type="dxa"/>
-            <w:tcMar>
-              <w:top w:w="40" w:type="dxa"/>
-              <w:left w:w="90" w:type="dxa"/>
-              <w:bottom w:w="40" w:type="dxa"/>
-              <w:right w:w="90" w:type="dxa"/>
-            </w:tcMar>
-          </w:tcPr>
-          <w:p>
-            <w:r>
-              <w:rPr>
-                <w:sz w:val="17"/>
-                <w:szCs w:val="17"/>
-              </w:rPr>
-              <w:t>1 comp / 0 graded</w:t>
-            </w:r>
-          </w:p>
-        </w:tc>
-        <w:tc>
-          <w:tcPr>
-            <w:tcW w:w="4033" w:type="dxa"/>
-            <w:tcMar>
-              <w:top w:w="40" w:type="dxa"/>
-              <w:left w:w="90" w:type="dxa"/>
-              <w:bottom w:w="40" w:type="dxa"/>
-              <w:right w:w="90" w:type="dxa"/>
-            </w:tcMar>
-          </w:tcPr>
-          <w:p>
-            <w:r>
-              <w:rPr>
-                <w:sz w:val="17"/>
-                <w:szCs w:val="17"/>
-              </w:rPr>
-              <w:t>🎓 1st Rocket Raccoon</w:t>
-            </w:r>
-          </w:p>
-        </w:tc>
-      </w:tr>
-      <w:tr>
-        <w:tc>
-          <w:tcPr>
-            <w:tcW w:w="800" w:type="dxa"/>
-            <w:tcMar>
-              <w:top w:w="40" w:type="dxa"/>
-              <w:left w:w="90" w:type="dxa"/>
-              <w:bottom w:w="40" w:type="dxa"/>
-              <w:right w:w="90" w:type="dxa"/>
-            </w:tcMar>
-          </w:tcPr>
-          <w:p>
-            <w:r>
-              <w:rPr>
-                <w:sz w:val="17"/>
-                <w:szCs w:val="17"/>
-              </w:rPr>
-              <w:t>3</w:t>
-            </w:r>
-          </w:p>
-        </w:tc>
-        <w:tc>
-          <w:tcPr>
-            <w:tcW w:w="2762" w:type="dxa"/>
-            <w:tcMar>
-              <w:top w:w="40" w:type="dxa"/>
-              <w:left w:w="90" w:type="dxa"/>
-              <w:bottom w:w="40" w:type="dxa"/>
-              <w:right w:w="90" w:type="dxa"/>
-            </w:tcMar>
-          </w:tcPr>
-          <w:p>
-            <w:r>
-              <w:rPr>
-                <w:rFonts w:ascii="Consolas" w:eastAsia="Consolas" w:hAnsi="Consolas" w:cs="Consolas"/>
-                <w:sz w:val="15"/>
-                <w:szCs w:val="15"/>
-              </w:rPr>
-              <w:t>Iron Man 55</w:t>
-            </w:r>
-          </w:p>
-        </w:tc>
-        <w:tc>
-          <w:tcPr>
-            <w:tcW w:w="2485" w:type="dxa"/>
-            <w:tcMar>
-              <w:top w:w="40" w:type="dxa"/>
-              <w:left w:w="90" w:type="dxa"/>
-              <w:bottom w:w="40" w:type="dxa"/>
-              <w:right w:w="90" w:type="dxa"/>
-            </w:tcMar>
-          </w:tcPr>
-          <w:p>
-            <w:r>
-              <w:rPr>
-                <w:sz w:val="17"/>
-                <w:szCs w:val="17"/>
-              </w:rPr>
-              <w:t>3 comps / 1 graded</w:t>
-            </w:r>
-          </w:p>
-        </w:tc>
-        <w:tc>
-          <w:tcPr>
-            <w:tcW w:w="4033" w:type="dxa"/>
-            <w:tcMar>
-              <w:top w:w="40" w:type="dxa"/>
-              <w:left w:w="90" w:type="dxa"/>
-              <w:bottom w:w="40" w:type="dxa"/>
-              <w:right w:w="90" w:type="dxa"/>
-            </w:tcMar>
-          </w:tcPr>
-          <w:p>
-            <w:r>
-              <w:rPr>
-                <w:sz w:val="17"/>
-                <w:szCs w:val="17"/>
-              </w:rPr>
-              <w:t>🎓 1st Thanos</w:t>
-            </w:r>
-          </w:p>
-        </w:tc>
-      </w:tr>
-      <w:tr>
-        <w:tc>
-          <w:tcPr>
-            <w:tcW w:w="800" w:type="dxa"/>
-            <w:tcMar>
-              <w:top w:w="40" w:type="dxa"/>
-              <w:left w:w="90" w:type="dxa"/>
-              <w:bottom w:w="40" w:type="dxa"/>
-              <w:right w:w="90" w:type="dxa"/>
-            </w:tcMar>
-          </w:tcPr>
-          <w:p>
-            <w:r>
-              <w:rPr>
-                <w:sz w:val="17"/>
-                <w:szCs w:val="17"/>
-              </w:rPr>
-              <w:t>4</w:t>
-            </w:r>
-          </w:p>
-        </w:tc>
-        <w:tc>
-          <w:tcPr>
-            <w:tcW w:w="2762" w:type="dxa"/>
-            <w:tcMar>
-              <w:top w:w="40" w:type="dxa"/>
-              <w:left w:w="90" w:type="dxa"/>
-              <w:bottom w:w="40" w:type="dxa"/>
-              <w:right w:w="90" w:type="dxa"/>
-            </w:tcMar>
-          </w:tcPr>
-          <w:p>
-            <w:r>
-              <w:rPr>
-                <w:rFonts w:ascii="Consolas" w:eastAsia="Consolas" w:hAnsi="Consolas" w:cs="Consolas"/>
-                <w:sz w:val="15"/>
-                <w:szCs w:val="15"/>
-              </w:rPr>
-              <w:t>Captain America 117</w:t>
-            </w:r>
-          </w:p>
-        </w:tc>
-        <w:tc>
-          <w:tcPr>
-            <w:tcW w:w="2485" w:type="dxa"/>
-            <w:tcMar>
-              <w:top w:w="40" w:type="dxa"/>
-              <w:left w:w="90" w:type="dxa"/>
-              <w:bottom w:w="40" w:type="dxa"/>
-              <w:right w:w="90" w:type="dxa"/>
-            </w:tcMar>
-          </w:tcPr>
-          <w:p>
-            <w:r>
-              <w:rPr>
-                <w:sz w:val="17"/>
-                <w:szCs w:val="17"/>
-              </w:rPr>
-              <w:t>1 comp / 0 graded</w:t>
-            </w:r>
-          </w:p>
-        </w:tc>
-        <w:tc>
-          <w:tcPr>
-            <w:tcW w:w="4033" w:type="dxa"/>
-            <w:tcMar>
-              <w:top w:w="40" w:type="dxa"/>
-              <w:left w:w="90" w:type="dxa"/>
-              <w:bottom w:w="40" w:type="dxa"/>
-              <w:right w:w="90" w:type="dxa"/>
-            </w:tcMar>
-          </w:tcPr>
-          <w:p>
-            <w:r>
-              <w:rPr>
-                <w:sz w:val="17"/>
-                <w:szCs w:val="17"/>
-              </w:rPr>
-              <w:t>🎓 1st Falcon</w:t>
-            </w:r>
-          </w:p>
-        </w:tc>
-      </w:tr>
-      <w:tr>
-        <w:tc>
-          <w:tcPr>
-            <w:tcW w:w="800" w:type="dxa"/>
-            <w:tcMar>
-              <w:top w:w="40" w:type="dxa"/>
-              <w:left w:w="90" w:type="dxa"/>
-              <w:bottom w:w="40" w:type="dxa"/>
-              <w:right w:w="90" w:type="dxa"/>
-            </w:tcMar>
-          </w:tcPr>
-          <w:p>
-            <w:r>
-              <w:rPr>
-                <w:sz w:val="17"/>
-                <w:szCs w:val="17"/>
-              </w:rPr>
-              <w:t>5</w:t>
-            </w:r>
-          </w:p>
-        </w:tc>
-        <w:tc>
-          <w:tcPr>
-            <w:tcW w:w="2762" w:type="dxa"/>
-            <w:tcMar>
-              <w:top w:w="40" w:type="dxa"/>
-              <w:left w:w="90" w:type="dxa"/>
-              <w:bottom w:w="40" w:type="dxa"/>
-              <w:right w:w="90" w:type="dxa"/>
-            </w:tcMar>
-          </w:tcPr>
-          <w:p>
-            <w:r>
-              <w:rPr>
-                <w:rFonts w:ascii="Consolas" w:eastAsia="Consolas" w:hAnsi="Consolas" w:cs="Consolas"/>
-                <w:sz w:val="15"/>
-                <w:szCs w:val="15"/>
-              </w:rPr>
-              <w:t>Batman 227</w:t>
-            </w:r>
-          </w:p>
-        </w:tc>
-        <w:tc>
-          <w:tcPr>
-            <w:tcW w:w="2485" w:type="dxa"/>
-            <w:tcMar>
-              <w:top w:w="40" w:type="dxa"/>
-              <w:left w:w="90" w:type="dxa"/>
-              <w:bottom w:w="40" w:type="dxa"/>
-              <w:right w:w="90" w:type="dxa"/>
-            </w:tcMar>
-          </w:tcPr>
-          <w:p>
-            <w:r>
-              <w:rPr>
-                <w:sz w:val="17"/>
-                <w:szCs w:val="17"/>
-              </w:rPr>
-              <w:t>1 comp / 0 graded</w:t>
-            </w:r>
-          </w:p>
-        </w:tc>
-        <w:tc>
-          <w:tcPr>
-            <w:tcW w:w="4033" w:type="dxa"/>
-            <w:tcMar>
-              <w:top w:w="40" w:type="dxa"/>
-              <w:left w:w="90" w:type="dxa"/>
-              <w:bottom w:w="40" w:type="dxa"/>
-              <w:right w:w="90" w:type="dxa"/>
-            </w:tcMar>
-          </w:tcPr>
-          <w:p>
-            <w:r>
-              <w:rPr>
-                <w:sz w:val="17"/>
-                <w:szCs w:val="17"/>
-              </w:rPr>
-              <w:t>🎓 Neal Adams homage cover</w:t>
-            </w:r>
-          </w:p>
-        </w:tc>
-      </w:tr>
-      <w:tr>
-        <w:tc>
-          <w:tcPr>
-            <w:tcW w:w="800" w:type="dxa"/>
-            <w:tcMar>
-              <w:top w:w="40" w:type="dxa"/>
-              <w:left w:w="90" w:type="dxa"/>
-              <w:bottom w:w="40" w:type="dxa"/>
-              <w:right w:w="90" w:type="dxa"/>
-            </w:tcMar>
-          </w:tcPr>
-          <w:p>
-            <w:r>
-              <w:rPr>
-                <w:sz w:val="17"/>
-                <w:szCs w:val="17"/>
-              </w:rPr>
-              <w:t>6</w:t>
-            </w:r>
-          </w:p>
-        </w:tc>
-        <w:tc>
-          <w:tcPr>
-            <w:tcW w:w="2762" w:type="dxa"/>
-            <w:tcMar>
-              <w:top w:w="40" w:type="dxa"/>
-              <w:left w:w="90" w:type="dxa"/>
-              <w:bottom w:w="40" w:type="dxa"/>
-              <w:right w:w="90" w:type="dxa"/>
-            </w:tcMar>
-          </w:tcPr>
-          <w:p>
-            <w:r>
-              <w:rPr>
-                <w:rFonts w:ascii="Consolas" w:eastAsia="Consolas" w:hAnsi="Consolas" w:cs="Consolas"/>
-                <w:sz w:val="15"/>
-                <w:szCs w:val="15"/>
-              </w:rPr>
-              <w:t>Batman 232</w:t>
-            </w:r>
-          </w:p>
-        </w:tc>
-        <w:tc>
-          <w:tcPr>
-            <w:tcW w:w="2485" w:type="dxa"/>
-            <w:tcMar>
-              <w:top w:w="40" w:type="dxa"/>
-              <w:left w:w="90" w:type="dxa"/>
-              <w:bottom w:w="40" w:type="dxa"/>
-              <w:right w:w="90" w:type="dxa"/>
-            </w:tcMar>
-          </w:tcPr>
-          <w:p>
-            <w:r>
-              <w:rPr>
-                <w:sz w:val="17"/>
-                <w:szCs w:val="17"/>
-              </w:rPr>
-              <w:t>1 comp / 0 graded</w:t>
-            </w:r>
-          </w:p>
-        </w:tc>
-        <w:tc>
-          <w:tcPr>
-            <w:tcW w:w="4033" w:type="dxa"/>
-            <w:tcMar>
-              <w:top w:w="40" w:type="dxa"/>
-              <w:left w:w="90" w:type="dxa"/>
-              <w:bottom w:w="40" w:type="dxa"/>
-              <w:right w:w="90" w:type="dxa"/>
-            </w:tcMar>
-          </w:tcPr>
-          <w:p>
-            <w:r>
-              <w:rPr>
-                <w:sz w:val="17"/>
-                <w:szCs w:val="17"/>
-              </w:rPr>
-              <w:t>🎓 1st Ra's al Ghul</w:t>
-            </w:r>
-          </w:p>
-        </w:tc>
-      </w:tr>
-      <w:tr>
-        <w:tc>
-          <w:tcPr>
-            <w:tcW w:w="800" w:type="dxa"/>
-            <w:tcMar>
-              <w:top w:w="40" w:type="dxa"/>
-              <w:left w:w="90" w:type="dxa"/>
-              <w:bottom w:w="40" w:type="dxa"/>
-              <w:right w:w="90" w:type="dxa"/>
-            </w:tcMar>
-          </w:tcPr>
-          <w:p>
-            <w:r>
-              <w:rPr>
-                <w:sz w:val="17"/>
-                <w:szCs w:val="17"/>
-              </w:rPr>
-              <w:t>7</w:t>
-            </w:r>
-          </w:p>
-        </w:tc>
-        <w:tc>
-          <w:tcPr>
-            <w:tcW w:w="2762" w:type="dxa"/>
-            <w:tcMar>
-              <w:top w:w="40" w:type="dxa"/>
-              <w:left w:w="90" w:type="dxa"/>
-              <w:bottom w:w="40" w:type="dxa"/>
-              <w:right w:w="90" w:type="dxa"/>
-            </w:tcMar>
-          </w:tcPr>
-          <w:p>
-            <w:r>
-              <w:rPr>
-                <w:rFonts w:ascii="Consolas" w:eastAsia="Consolas" w:hAnsi="Consolas" w:cs="Consolas"/>
-                <w:sz w:val="15"/>
-                <w:szCs w:val="15"/>
-              </w:rPr>
-              <w:t>Batman 423</w:t>
-            </w:r>
-          </w:p>
-        </w:tc>
-        <w:tc>
-          <w:tcPr>
-            <w:tcW w:w="2485" w:type="dxa"/>
-            <w:tcMar>
-              <w:top w:w="40" w:type="dxa"/>
-              <w:left w:w="90" w:type="dxa"/>
-              <w:bottom w:w="40" w:type="dxa"/>
-              <w:right w:w="90" w:type="dxa"/>
-            </w:tcMar>
-          </w:tcPr>
-          <w:p>
-            <w:r>
-              <w:rPr>
-                <w:sz w:val="17"/>
-                <w:szCs w:val="17"/>
-              </w:rPr>
-              <w:t>1 comp / 0 graded</w:t>
-            </w:r>
-          </w:p>
-        </w:tc>
-        <w:tc>
-          <w:tcPr>
-            <w:tcW w:w="4033" w:type="dxa"/>
-            <w:tcMar>
-              <w:top w:w="40" w:type="dxa"/>
-              <w:left w:w="90" w:type="dxa"/>
-              <w:bottom w:w="40" w:type="dxa"/>
-              <w:right w:w="90" w:type="dxa"/>
-            </w:tcMar>
-          </w:tcPr>
-          <w:p>
-            <w:r>
-              <w:rPr>
-                <w:sz w:val="17"/>
-                <w:szCs w:val="17"/>
-              </w:rPr>
-              <w:t>🎓 McFarlane cover</w:t>
-            </w:r>
-          </w:p>
-        </w:tc>
-      </w:tr>
-      <w:tr>
-        <w:tc>
-          <w:tcPr>
-            <w:tcW w:w="800" w:type="dxa"/>
-            <w:tcMar>
-              <w:top w:w="40" w:type="dxa"/>
-              <w:left w:w="90" w:type="dxa"/>
-              <w:bottom w:w="40" w:type="dxa"/>
-              <w:right w:w="90" w:type="dxa"/>
-            </w:tcMar>
-          </w:tcPr>
-          <w:p>
-            <w:r>
-              <w:rPr>
-                <w:sz w:val="17"/>
-                <w:szCs w:val="17"/>
-              </w:rPr>
-              <w:t>8</w:t>
-            </w:r>
-          </w:p>
-        </w:tc>
-        <w:tc>
-          <w:tcPr>
-            <w:tcW w:w="2762" w:type="dxa"/>
-            <w:tcMar>
-              <w:top w:w="40" w:type="dxa"/>
-              <w:left w:w="90" w:type="dxa"/>
-              <w:bottom w:w="40" w:type="dxa"/>
-              <w:right w:w="90" w:type="dxa"/>
-            </w:tcMar>
-          </w:tcPr>
-          <w:p>
-            <w:r>
-              <w:rPr>
-                <w:rFonts w:ascii="Consolas" w:eastAsia="Consolas" w:hAnsi="Consolas" w:cs="Consolas"/>
-                <w:sz w:val="15"/>
-                <w:szCs w:val="15"/>
-              </w:rPr>
-              <w:t>Detective Comics 880</w:t>
-            </w:r>
-          </w:p>
-        </w:tc>
-        <w:tc>
-          <w:tcPr>
-            <w:tcW w:w="2485" w:type="dxa"/>
-            <w:tcMar>
-              <w:top w:w="40" w:type="dxa"/>
-              <w:left w:w="90" w:type="dxa"/>
-              <w:bottom w:w="40" w:type="dxa"/>
-              <w:right w:w="90" w:type="dxa"/>
-            </w:tcMar>
-          </w:tcPr>
-          <w:p>
-            <w:r>
-              <w:rPr>
-                <w:sz w:val="17"/>
-                <w:szCs w:val="17"/>
-              </w:rPr>
-              <w:t>1 comp / 0 graded</w:t>
-            </w:r>
-          </w:p>
-        </w:tc>
-        <w:tc>
-          <w:tcPr>
-            <w:tcW w:w="4033" w:type="dxa"/>
-            <w:tcMar>
-              <w:top w:w="40" w:type="dxa"/>
-              <w:left w:w="90" w:type="dxa"/>
-              <w:bottom w:w="40" w:type="dxa"/>
-              <w:right w:w="90" w:type="dxa"/>
-            </w:tcMar>
-          </w:tcPr>
-          <w:p>
-            <w:r>
-              <w:rPr>
-                <w:sz w:val="17"/>
-                <w:szCs w:val="17"/>
-              </w:rPr>
-              <w:t>🎓 Iconic Joker cover</w:t>
-            </w:r>
-          </w:p>
-        </w:tc>
-      </w:tr>
-      <w:tr>
-        <w:tc>
-          <w:tcPr>
-            <w:tcW w:w="800" w:type="dxa"/>
-            <w:tcMar>
-              <w:top w:w="40" w:type="dxa"/>
-              <w:left w:w="90" w:type="dxa"/>
-              <w:bottom w:w="40" w:type="dxa"/>
-              <w:right w:w="90" w:type="dxa"/>
-            </w:tcMar>
-          </w:tcPr>
-          <w:p>
-            <w:r>
-              <w:rPr>
-                <w:sz w:val="17"/>
-                <w:szCs w:val="17"/>
-              </w:rPr>
-              <w:t>9</w:t>
-            </w:r>
-          </w:p>
-        </w:tc>
-        <w:tc>
-          <w:tcPr>
-            <w:tcW w:w="2762" w:type="dxa"/>
-            <w:tcMar>
-              <w:top w:w="40" w:type="dxa"/>
-              <w:left w:w="90" w:type="dxa"/>
-              <w:bottom w:w="40" w:type="dxa"/>
-              <w:right w:w="90" w:type="dxa"/>
-            </w:tcMar>
-          </w:tcPr>
-          <w:p>
-            <w:r>
-              <w:rPr>
-                <w:rFonts w:ascii="Consolas" w:eastAsia="Consolas" w:hAnsi="Consolas" w:cs="Consolas"/>
-                <w:sz w:val="15"/>
-                <w:szCs w:val="15"/>
-              </w:rPr>
-              <w:t>X-Men 94</w:t>
-            </w:r>
-          </w:p>
-        </w:tc>
-        <w:tc>
-          <w:tcPr>
-            <w:tcW w:w="2485" w:type="dxa"/>
-            <w:tcMar>
-              <w:top w:w="40" w:type="dxa"/>
-              <w:left w:w="90" w:type="dxa"/>
-              <w:bottom w:w="40" w:type="dxa"/>
-              <w:right w:w="90" w:type="dxa"/>
-            </w:tcMar>
-          </w:tcPr>
-          <w:p>
-            <w:r>
-              <w:rPr>
-                <w:sz w:val="17"/>
-                <w:szCs w:val="17"/>
-              </w:rPr>
-              <w:t xml:space="preserve">5 comps / </w:t>
-            </w:r>
-            <w:r>
-              <w:rPr>
-                <w:b/>
-                <w:bCs/>
-                <w:sz w:val="17"/>
-                <w:szCs w:val="17"/>
-              </w:rPr>
-              <w:t>0 graded</w:t>
-            </w:r>
-          </w:p>
-        </w:tc>
-        <w:tc>
-          <w:tcPr>
-            <w:tcW w:w="4033" w:type="dxa"/>
-            <w:tcMar>
-              <w:top w:w="40" w:type="dxa"/>
-              <w:left w:w="90" w:type="dxa"/>
-              <w:bottom w:w="40" w:type="dxa"/>
-              <w:right w:w="90" w:type="dxa"/>
-            </w:tcMar>
-          </w:tcPr>
-          <w:p>
-            <w:r>
-              <w:rPr>
-                <w:sz w:val="17"/>
-                <w:szCs w:val="17"/>
-              </w:rPr>
-              <w:t xml:space="preserve">🎓 </w:t>
-            </w:r>
-            <w:r>
-              <w:rPr>
-                <w:b/>
-                <w:bCs/>
-                <w:sz w:val="17"/>
-                <w:szCs w:val="17"/>
-              </w:rPr>
-              <w:t>RAW-ONLY</w:t>
-            </w:r>
-            <w:r>
-              <w:rPr>
-                <w:sz w:val="17"/>
-                <w:szCs w:val="17"/>
-              </w:rPr>
-              <w:t xml:space="preserve"> — graded sales only</w:t>
-            </w:r>
-          </w:p>
-        </w:tc>
-      </w:tr>
-    </w:tbl>
     <w:p>
       <w:pPr>
         <w:spacing w:after="140"/>
@@ -1680,7 +865,7 @@
           <w:sz w:val="19"/>
           <w:szCs w:val="19"/>
         </w:rPr>
-        <w:t xml:space="preserve">Also run </w:t>
+        <w:t>SUPERSEDES the retire-and-backfill instruction that lived here. There is nothing to backfill FROM — see §5, where all ten bench keys had also already cleared. ⚠️ What did NOT clear is grade-cell depth, and capture cannot fix most of it: Iron Man 55, Captain America 117, Batman 227, Batman 232 and X-Men 94 all hold ZERO comps at 9.8, because a pre-1975 book in 9.8 barely exists. That is census scarcity, not a coverage gap. Do not chase it, and do not re-create this block to do so.</w:t>
       </w:r>
       <w:r>
         <w:rPr>
@@ -1688,14 +873,12 @@
           <w:sz w:val="17"/>
           <w:szCs w:val="17"/>
         </w:rPr>
-        <w:t>Uncanny X-Men 94</w:t>
       </w:r>
       <w:r>
         <w:rPr>
           <w:sz w:val="19"/>
           <w:szCs w:val="19"/>
         </w:rPr>
-        <w:t xml:space="preserve"> as an alternate title form when #9 comes up thin — title matching is per-string and both forms exist in the wild.</w:t>
       </w:r>
     </w:p>
     <w:p>
@@ -1707,11 +890,9 @@
           <w:b/>
           <w:bCs/>
         </w:rPr>
-        <w:t>Retire from this block</w:t>
-      </w:r>
-      <w:r>
-        <w:t xml:space="preserve"> the moment a key clears ≥10 comps / ≥5 graded. Backfill the slot from §5.</w:t>
-      </w:r>
+        <w:t>(The retirement rule that stood here was never executable: it required a tracker to detect clearing, and that tracker was specified in this document and never built. It was built and run 2026-08-17 — which is how the block came to be retired all at once rather than key by key.)</w:t>
+      </w:r>
+      <w:r/>
     </w:p>
     <w:p>
       <w:pPr>
@@ -5214,6 +4395,1520 @@
               </w:rPr>
               <w:t xml:space="preserve"> </w:t>
             </w:r>
+          </w:p>
+        </w:tc>
+        <w:tc>
+          <w:tcPr>
+            <w:tcW w:w="3558" w:type="dxa"/>
+            <w:tcMar>
+              <w:top w:w="40" w:type="dxa"/>
+              <w:left w:w="90" w:type="dxa"/>
+              <w:bottom w:w="40" w:type="dxa"/>
+              <w:right w:w="90" w:type="dxa"/>
+            </w:tcMar>
+          </w:tcPr>
+          <w:p>
+            <w:r>
+              <w:rPr>
+                <w:sz w:val="17"/>
+                <w:szCs w:val="17"/>
+              </w:rPr>
+              <w:t>316, 344, 346, 375</w:t>
+            </w:r>
+          </w:p>
+        </w:tc>
+        <w:tc>
+          <w:tcPr>
+            <w:tcW w:w="800" w:type="dxa"/>
+            <w:tcMar>
+              <w:top w:w="40" w:type="dxa"/>
+              <w:left w:w="90" w:type="dxa"/>
+              <w:bottom w:w="40" w:type="dxa"/>
+              <w:right w:w="90" w:type="dxa"/>
+            </w:tcMar>
+          </w:tcPr>
+          <w:p>
+            <w:r>
+              <w:rPr>
+                <w:sz w:val="17"/>
+                <w:szCs w:val="17"/>
+              </w:rPr>
+              <w:t>4</w:t>
+            </w:r>
+          </w:p>
+        </w:tc>
+      </w:tr>
+      <w:tr>
+        <w:tc>
+          <w:tcPr>
+            <w:tcW w:w="5722" w:type="dxa"/>
+            <w:tcMar>
+              <w:top w:w="40" w:type="dxa"/>
+              <w:left w:w="90" w:type="dxa"/>
+              <w:bottom w:w="40" w:type="dxa"/>
+              <w:right w:w="90" w:type="dxa"/>
+            </w:tcMar>
+          </w:tcPr>
+          <w:p>
+            <w:r>
+              <w:rPr>
+                <w:rFonts w:ascii="Consolas" w:eastAsia="Consolas" w:hAnsi="Consolas" w:cs="Consolas"/>
+                <w:sz w:val="15"/>
+                <w:szCs w:val="15"/>
+              </w:rPr>
+              <w:t>Spider-Man</w:t>
+            </w:r>
+            <w:r>
+              <w:rPr>
+                <w:sz w:val="17"/>
+                <w:szCs w:val="17"/>
+              </w:rPr>
+              <w:t xml:space="preserve"> (1990)</w:t>
+            </w:r>
+          </w:p>
+        </w:tc>
+        <w:tc>
+          <w:tcPr>
+            <w:tcW w:w="3558" w:type="dxa"/>
+            <w:tcMar>
+              <w:top w:w="40" w:type="dxa"/>
+              <w:left w:w="90" w:type="dxa"/>
+              <w:bottom w:w="40" w:type="dxa"/>
+              <w:right w:w="90" w:type="dxa"/>
+            </w:tcMar>
+          </w:tcPr>
+          <w:p>
+            <w:r>
+              <w:rPr>
+                <w:sz w:val="17"/>
+                <w:szCs w:val="17"/>
+              </w:rPr>
+              <w:t>1</w:t>
+            </w:r>
+          </w:p>
+        </w:tc>
+        <w:tc>
+          <w:tcPr>
+            <w:tcW w:w="800" w:type="dxa"/>
+            <w:tcMar>
+              <w:top w:w="40" w:type="dxa"/>
+              <w:left w:w="90" w:type="dxa"/>
+              <w:bottom w:w="40" w:type="dxa"/>
+              <w:right w:w="90" w:type="dxa"/>
+            </w:tcMar>
+          </w:tcPr>
+          <w:p>
+            <w:r>
+              <w:rPr>
+                <w:sz w:val="17"/>
+                <w:szCs w:val="17"/>
+              </w:rPr>
+              <w:t>1</w:t>
+            </w:r>
+          </w:p>
+        </w:tc>
+      </w:tr>
+      <w:tr>
+        <w:tc>
+          <w:tcPr>
+            <w:tcW w:w="5722" w:type="dxa"/>
+            <w:tcMar>
+              <w:top w:w="40" w:type="dxa"/>
+              <w:left w:w="90" w:type="dxa"/>
+              <w:bottom w:w="40" w:type="dxa"/>
+              <w:right w:w="90" w:type="dxa"/>
+            </w:tcMar>
+          </w:tcPr>
+          <w:p>
+            <w:r>
+              <w:rPr>
+                <w:rFonts w:ascii="Consolas" w:eastAsia="Consolas" w:hAnsi="Consolas" w:cs="Consolas"/>
+                <w:sz w:val="15"/>
+                <w:szCs w:val="15"/>
+              </w:rPr>
+              <w:t>Web of Spider-Man</w:t>
+            </w:r>
+          </w:p>
+        </w:tc>
+        <w:tc>
+          <w:tcPr>
+            <w:tcW w:w="3558" w:type="dxa"/>
+            <w:tcMar>
+              <w:top w:w="40" w:type="dxa"/>
+              <w:left w:w="90" w:type="dxa"/>
+              <w:bottom w:w="40" w:type="dxa"/>
+              <w:right w:w="90" w:type="dxa"/>
+            </w:tcMar>
+          </w:tcPr>
+          <w:p>
+            <w:r>
+              <w:rPr>
+                <w:sz w:val="17"/>
+                <w:szCs w:val="17"/>
+              </w:rPr>
+              <w:t>1, 18, 19</w:t>
+            </w:r>
+          </w:p>
+        </w:tc>
+        <w:tc>
+          <w:tcPr>
+            <w:tcW w:w="800" w:type="dxa"/>
+            <w:tcMar>
+              <w:top w:w="40" w:type="dxa"/>
+              <w:left w:w="90" w:type="dxa"/>
+              <w:bottom w:w="40" w:type="dxa"/>
+              <w:right w:w="90" w:type="dxa"/>
+            </w:tcMar>
+          </w:tcPr>
+          <w:p>
+            <w:r>
+              <w:rPr>
+                <w:sz w:val="17"/>
+                <w:szCs w:val="17"/>
+              </w:rPr>
+              <w:t>3</w:t>
+            </w:r>
+          </w:p>
+        </w:tc>
+      </w:tr>
+      <w:tr>
+        <w:tc>
+          <w:tcPr>
+            <w:tcW w:w="5722" w:type="dxa"/>
+            <w:tcMar>
+              <w:top w:w="40" w:type="dxa"/>
+              <w:left w:w="90" w:type="dxa"/>
+              <w:bottom w:w="40" w:type="dxa"/>
+              <w:right w:w="90" w:type="dxa"/>
+            </w:tcMar>
+          </w:tcPr>
+          <w:p>
+            <w:r>
+              <w:rPr>
+                <w:rFonts w:ascii="Consolas" w:eastAsia="Consolas" w:hAnsi="Consolas" w:cs="Consolas"/>
+                <w:sz w:val="15"/>
+                <w:szCs w:val="15"/>
+              </w:rPr>
+              <w:t>Spectacular Spider-Man</w:t>
+            </w:r>
+          </w:p>
+        </w:tc>
+        <w:tc>
+          <w:tcPr>
+            <w:tcW w:w="3558" w:type="dxa"/>
+            <w:tcMar>
+              <w:top w:w="40" w:type="dxa"/>
+              <w:left w:w="90" w:type="dxa"/>
+              <w:bottom w:w="40" w:type="dxa"/>
+              <w:right w:w="90" w:type="dxa"/>
+            </w:tcMar>
+          </w:tcPr>
+          <w:p>
+            <w:r>
+              <w:rPr>
+                <w:sz w:val="17"/>
+                <w:szCs w:val="17"/>
+              </w:rPr>
+              <w:t>1, 64</w:t>
+            </w:r>
+          </w:p>
+        </w:tc>
+        <w:tc>
+          <w:tcPr>
+            <w:tcW w:w="800" w:type="dxa"/>
+            <w:tcMar>
+              <w:top w:w="40" w:type="dxa"/>
+              <w:left w:w="90" w:type="dxa"/>
+              <w:bottom w:w="40" w:type="dxa"/>
+              <w:right w:w="90" w:type="dxa"/>
+            </w:tcMar>
+          </w:tcPr>
+          <w:p>
+            <w:r>
+              <w:rPr>
+                <w:sz w:val="17"/>
+                <w:szCs w:val="17"/>
+              </w:rPr>
+              <w:t>2</w:t>
+            </w:r>
+          </w:p>
+        </w:tc>
+      </w:tr>
+      <w:tr>
+        <w:tc>
+          <w:tcPr>
+            <w:tcW w:w="5722" w:type="dxa"/>
+            <w:tcMar>
+              <w:top w:w="40" w:type="dxa"/>
+              <w:left w:w="90" w:type="dxa"/>
+              <w:bottom w:w="40" w:type="dxa"/>
+              <w:right w:w="90" w:type="dxa"/>
+            </w:tcMar>
+          </w:tcPr>
+          <w:p>
+            <w:r>
+              <w:rPr>
+                <w:rFonts w:ascii="Consolas" w:eastAsia="Consolas" w:hAnsi="Consolas" w:cs="Consolas"/>
+                <w:sz w:val="15"/>
+                <w:szCs w:val="15"/>
+              </w:rPr>
+              <w:t>Uncanny X-Men</w:t>
+            </w:r>
+          </w:p>
+        </w:tc>
+        <w:tc>
+          <w:tcPr>
+            <w:tcW w:w="3558" w:type="dxa"/>
+            <w:tcMar>
+              <w:top w:w="40" w:type="dxa"/>
+              <w:left w:w="90" w:type="dxa"/>
+              <w:bottom w:w="40" w:type="dxa"/>
+              <w:right w:w="90" w:type="dxa"/>
+            </w:tcMar>
+          </w:tcPr>
+          <w:p>
+            <w:r>
+              <w:rPr>
+                <w:sz w:val="17"/>
+                <w:szCs w:val="17"/>
+              </w:rPr>
+              <w:t>205, 221, 248, 282</w:t>
+            </w:r>
+          </w:p>
+        </w:tc>
+        <w:tc>
+          <w:tcPr>
+            <w:tcW w:w="800" w:type="dxa"/>
+            <w:tcMar>
+              <w:top w:w="40" w:type="dxa"/>
+              <w:left w:w="90" w:type="dxa"/>
+              <w:bottom w:w="40" w:type="dxa"/>
+              <w:right w:w="90" w:type="dxa"/>
+            </w:tcMar>
+          </w:tcPr>
+          <w:p>
+            <w:r>
+              <w:rPr>
+                <w:sz w:val="17"/>
+                <w:szCs w:val="17"/>
+              </w:rPr>
+              <w:t>4</w:t>
+            </w:r>
+          </w:p>
+        </w:tc>
+      </w:tr>
+      <w:tr>
+        <w:tc>
+          <w:tcPr>
+            <w:tcW w:w="5722" w:type="dxa"/>
+            <w:tcMar>
+              <w:top w:w="40" w:type="dxa"/>
+              <w:left w:w="90" w:type="dxa"/>
+              <w:bottom w:w="40" w:type="dxa"/>
+              <w:right w:w="90" w:type="dxa"/>
+            </w:tcMar>
+          </w:tcPr>
+          <w:p>
+            <w:r>
+              <w:rPr>
+                <w:rFonts w:ascii="Consolas" w:eastAsia="Consolas" w:hAnsi="Consolas" w:cs="Consolas"/>
+                <w:sz w:val="15"/>
+                <w:szCs w:val="15"/>
+              </w:rPr>
+              <w:t>X-Men</w:t>
+            </w:r>
+            <w:r>
+              <w:rPr>
+                <w:sz w:val="17"/>
+                <w:szCs w:val="17"/>
+              </w:rPr>
+              <w:t xml:space="preserve"> (1991) ⚠️yr</w:t>
+            </w:r>
+          </w:p>
+        </w:tc>
+        <w:tc>
+          <w:tcPr>
+            <w:tcW w:w="3558" w:type="dxa"/>
+            <w:tcMar>
+              <w:top w:w="40" w:type="dxa"/>
+              <w:left w:w="90" w:type="dxa"/>
+              <w:bottom w:w="40" w:type="dxa"/>
+              <w:right w:w="90" w:type="dxa"/>
+            </w:tcMar>
+          </w:tcPr>
+          <w:p>
+            <w:r>
+              <w:rPr>
+                <w:sz w:val="17"/>
+                <w:szCs w:val="17"/>
+              </w:rPr>
+              <w:t>1</w:t>
+            </w:r>
+          </w:p>
+        </w:tc>
+        <w:tc>
+          <w:tcPr>
+            <w:tcW w:w="800" w:type="dxa"/>
+            <w:tcMar>
+              <w:top w:w="40" w:type="dxa"/>
+              <w:left w:w="90" w:type="dxa"/>
+              <w:bottom w:w="40" w:type="dxa"/>
+              <w:right w:w="90" w:type="dxa"/>
+            </w:tcMar>
+          </w:tcPr>
+          <w:p>
+            <w:r>
+              <w:rPr>
+                <w:sz w:val="17"/>
+                <w:szCs w:val="17"/>
+              </w:rPr>
+              <w:t>1</w:t>
+            </w:r>
+          </w:p>
+        </w:tc>
+      </w:tr>
+      <w:tr>
+        <w:tc>
+          <w:tcPr>
+            <w:tcW w:w="5722" w:type="dxa"/>
+            <w:tcMar>
+              <w:top w:w="40" w:type="dxa"/>
+              <w:left w:w="90" w:type="dxa"/>
+              <w:bottom w:w="40" w:type="dxa"/>
+              <w:right w:w="90" w:type="dxa"/>
+            </w:tcMar>
+          </w:tcPr>
+          <w:p>
+            <w:r>
+              <w:rPr>
+                <w:rFonts w:ascii="Consolas" w:eastAsia="Consolas" w:hAnsi="Consolas" w:cs="Consolas"/>
+                <w:sz w:val="15"/>
+                <w:szCs w:val="15"/>
+              </w:rPr>
+              <w:t>X-Force</w:t>
+            </w:r>
+          </w:p>
+        </w:tc>
+        <w:tc>
+          <w:tcPr>
+            <w:tcW w:w="3558" w:type="dxa"/>
+            <w:tcMar>
+              <w:top w:w="40" w:type="dxa"/>
+              <w:left w:w="90" w:type="dxa"/>
+              <w:bottom w:w="40" w:type="dxa"/>
+              <w:right w:w="90" w:type="dxa"/>
+            </w:tcMar>
+          </w:tcPr>
+          <w:p>
+            <w:r>
+              <w:rPr>
+                <w:sz w:val="17"/>
+                <w:szCs w:val="17"/>
+              </w:rPr>
+              <w:t>1, 2, 11</w:t>
+            </w:r>
+          </w:p>
+        </w:tc>
+        <w:tc>
+          <w:tcPr>
+            <w:tcW w:w="800" w:type="dxa"/>
+            <w:tcMar>
+              <w:top w:w="40" w:type="dxa"/>
+              <w:left w:w="90" w:type="dxa"/>
+              <w:bottom w:w="40" w:type="dxa"/>
+              <w:right w:w="90" w:type="dxa"/>
+            </w:tcMar>
+          </w:tcPr>
+          <w:p>
+            <w:r>
+              <w:rPr>
+                <w:sz w:val="17"/>
+                <w:szCs w:val="17"/>
+              </w:rPr>
+              <w:t>3</w:t>
+            </w:r>
+          </w:p>
+        </w:tc>
+      </w:tr>
+      <w:tr>
+        <w:tc>
+          <w:tcPr>
+            <w:tcW w:w="5722" w:type="dxa"/>
+            <w:tcMar>
+              <w:top w:w="40" w:type="dxa"/>
+              <w:left w:w="90" w:type="dxa"/>
+              <w:bottom w:w="40" w:type="dxa"/>
+              <w:right w:w="90" w:type="dxa"/>
+            </w:tcMar>
+          </w:tcPr>
+          <w:p>
+            <w:r>
+              <w:rPr>
+                <w:rFonts w:ascii="Consolas" w:eastAsia="Consolas" w:hAnsi="Consolas" w:cs="Consolas"/>
+                <w:sz w:val="15"/>
+                <w:szCs w:val="15"/>
+              </w:rPr>
+              <w:t>X-Factor</w:t>
+            </w:r>
+          </w:p>
+        </w:tc>
+        <w:tc>
+          <w:tcPr>
+            <w:tcW w:w="3558" w:type="dxa"/>
+            <w:tcMar>
+              <w:top w:w="40" w:type="dxa"/>
+              <w:left w:w="90" w:type="dxa"/>
+              <w:bottom w:w="40" w:type="dxa"/>
+              <w:right w:w="90" w:type="dxa"/>
+            </w:tcMar>
+          </w:tcPr>
+          <w:p>
+            <w:r>
+              <w:rPr>
+                <w:sz w:val="17"/>
+                <w:szCs w:val="17"/>
+              </w:rPr>
+              <w:t>5, 6, 24</w:t>
+            </w:r>
+          </w:p>
+        </w:tc>
+        <w:tc>
+          <w:tcPr>
+            <w:tcW w:w="800" w:type="dxa"/>
+            <w:tcMar>
+              <w:top w:w="40" w:type="dxa"/>
+              <w:left w:w="90" w:type="dxa"/>
+              <w:bottom w:w="40" w:type="dxa"/>
+              <w:right w:w="90" w:type="dxa"/>
+            </w:tcMar>
+          </w:tcPr>
+          <w:p>
+            <w:r>
+              <w:rPr>
+                <w:sz w:val="17"/>
+                <w:szCs w:val="17"/>
+              </w:rPr>
+              <w:t>3</w:t>
+            </w:r>
+          </w:p>
+        </w:tc>
+      </w:tr>
+      <w:tr>
+        <w:tc>
+          <w:tcPr>
+            <w:tcW w:w="5722" w:type="dxa"/>
+            <w:tcMar>
+              <w:top w:w="40" w:type="dxa"/>
+              <w:left w:w="90" w:type="dxa"/>
+              <w:bottom w:w="40" w:type="dxa"/>
+              <w:right w:w="90" w:type="dxa"/>
+            </w:tcMar>
+          </w:tcPr>
+          <w:p>
+            <w:r>
+              <w:rPr>
+                <w:rFonts w:ascii="Consolas" w:eastAsia="Consolas" w:hAnsi="Consolas" w:cs="Consolas"/>
+                <w:sz w:val="15"/>
+                <w:szCs w:val="15"/>
+              </w:rPr>
+              <w:t>Cable</w:t>
+            </w:r>
+          </w:p>
+        </w:tc>
+        <w:tc>
+          <w:tcPr>
+            <w:tcW w:w="3558" w:type="dxa"/>
+            <w:tcMar>
+              <w:top w:w="40" w:type="dxa"/>
+              <w:left w:w="90" w:type="dxa"/>
+              <w:bottom w:w="40" w:type="dxa"/>
+              <w:right w:w="90" w:type="dxa"/>
+            </w:tcMar>
+          </w:tcPr>
+          <w:p>
+            <w:r>
+              <w:rPr>
+                <w:sz w:val="17"/>
+                <w:szCs w:val="17"/>
+              </w:rPr>
+              <w:t>1</w:t>
+            </w:r>
+          </w:p>
+        </w:tc>
+        <w:tc>
+          <w:tcPr>
+            <w:tcW w:w="800" w:type="dxa"/>
+            <w:tcMar>
+              <w:top w:w="40" w:type="dxa"/>
+              <w:left w:w="90" w:type="dxa"/>
+              <w:bottom w:w="40" w:type="dxa"/>
+              <w:right w:w="90" w:type="dxa"/>
+            </w:tcMar>
+          </w:tcPr>
+          <w:p>
+            <w:r>
+              <w:rPr>
+                <w:sz w:val="17"/>
+                <w:szCs w:val="17"/>
+              </w:rPr>
+              <w:t>1</w:t>
+            </w:r>
+          </w:p>
+        </w:tc>
+      </w:tr>
+      <w:tr>
+        <w:tc>
+          <w:tcPr>
+            <w:tcW w:w="5722" w:type="dxa"/>
+            <w:tcMar>
+              <w:top w:w="40" w:type="dxa"/>
+              <w:left w:w="90" w:type="dxa"/>
+              <w:bottom w:w="40" w:type="dxa"/>
+              <w:right w:w="90" w:type="dxa"/>
+            </w:tcMar>
+          </w:tcPr>
+          <w:p>
+            <w:r>
+              <w:rPr>
+                <w:rFonts w:ascii="Consolas" w:eastAsia="Consolas" w:hAnsi="Consolas" w:cs="Consolas"/>
+                <w:sz w:val="15"/>
+                <w:szCs w:val="15"/>
+              </w:rPr>
+              <w:t>Deadpool</w:t>
+            </w:r>
+            <w:r>
+              <w:rPr>
+                <w:sz w:val="17"/>
+                <w:szCs w:val="17"/>
+              </w:rPr>
+              <w:t xml:space="preserve"> (1997)</w:t>
+            </w:r>
+          </w:p>
+        </w:tc>
+        <w:tc>
+          <w:tcPr>
+            <w:tcW w:w="3558" w:type="dxa"/>
+            <w:tcMar>
+              <w:top w:w="40" w:type="dxa"/>
+              <w:left w:w="90" w:type="dxa"/>
+              <w:bottom w:w="40" w:type="dxa"/>
+              <w:right w:w="90" w:type="dxa"/>
+            </w:tcMar>
+          </w:tcPr>
+          <w:p>
+            <w:r>
+              <w:rPr>
+                <w:sz w:val="17"/>
+                <w:szCs w:val="17"/>
+              </w:rPr>
+              <w:t>1</w:t>
+            </w:r>
+          </w:p>
+        </w:tc>
+        <w:tc>
+          <w:tcPr>
+            <w:tcW w:w="800" w:type="dxa"/>
+            <w:tcMar>
+              <w:top w:w="40" w:type="dxa"/>
+              <w:left w:w="90" w:type="dxa"/>
+              <w:bottom w:w="40" w:type="dxa"/>
+              <w:right w:w="90" w:type="dxa"/>
+            </w:tcMar>
+          </w:tcPr>
+          <w:p>
+            <w:r>
+              <w:rPr>
+                <w:sz w:val="17"/>
+                <w:szCs w:val="17"/>
+              </w:rPr>
+              <w:t>1</w:t>
+            </w:r>
+          </w:p>
+        </w:tc>
+      </w:tr>
+      <w:tr>
+        <w:tc>
+          <w:tcPr>
+            <w:tcW w:w="5722" w:type="dxa"/>
+            <w:tcMar>
+              <w:top w:w="40" w:type="dxa"/>
+              <w:left w:w="90" w:type="dxa"/>
+              <w:bottom w:w="40" w:type="dxa"/>
+              <w:right w:w="90" w:type="dxa"/>
+            </w:tcMar>
+          </w:tcPr>
+          <w:p>
+            <w:r>
+              <w:rPr>
+                <w:rFonts w:ascii="Consolas" w:eastAsia="Consolas" w:hAnsi="Consolas" w:cs="Consolas"/>
+                <w:sz w:val="15"/>
+                <w:szCs w:val="15"/>
+              </w:rPr>
+              <w:t>Venom: Lethal Protector</w:t>
+            </w:r>
+            <w:r>
+              <w:rPr>
+                <w:rFonts w:ascii="Consolas" w:eastAsia="Consolas" w:hAnsi="Consolas" w:cs="Consolas"/>
+                <w:sz w:val="15"/>
+                <w:szCs w:val="15"/>
+              </w:rPr>
+              <w:t xml:space="preserve"> </w:t>
+            </w:r>
+          </w:p>
+        </w:tc>
+        <w:tc>
+          <w:tcPr>
+            <w:tcW w:w="3558" w:type="dxa"/>
+            <w:tcMar>
+              <w:top w:w="40" w:type="dxa"/>
+              <w:left w:w="90" w:type="dxa"/>
+              <w:bottom w:w="40" w:type="dxa"/>
+              <w:right w:w="90" w:type="dxa"/>
+            </w:tcMar>
+          </w:tcPr>
+          <w:p>
+            <w:r>
+              <w:rPr>
+                <w:sz w:val="17"/>
+                <w:szCs w:val="17"/>
+              </w:rPr>
+              <w:t>1</w:t>
+            </w:r>
+          </w:p>
+        </w:tc>
+        <w:tc>
+          <w:tcPr>
+            <w:tcW w:w="800" w:type="dxa"/>
+            <w:tcMar>
+              <w:top w:w="40" w:type="dxa"/>
+              <w:left w:w="90" w:type="dxa"/>
+              <w:bottom w:w="40" w:type="dxa"/>
+              <w:right w:w="90" w:type="dxa"/>
+            </w:tcMar>
+          </w:tcPr>
+          <w:p>
+            <w:r>
+              <w:rPr>
+                <w:sz w:val="17"/>
+                <w:szCs w:val="17"/>
+              </w:rPr>
+              <w:t>1</w:t>
+            </w:r>
+          </w:p>
+        </w:tc>
+      </w:tr>
+      <w:tr>
+        <w:tc>
+          <w:tcPr>
+            <w:tcW w:w="5722" w:type="dxa"/>
+            <w:tcMar>
+              <w:top w:w="40" w:type="dxa"/>
+              <w:left w:w="90" w:type="dxa"/>
+              <w:bottom w:w="40" w:type="dxa"/>
+              <w:right w:w="90" w:type="dxa"/>
+            </w:tcMar>
+          </w:tcPr>
+          <w:p>
+            <w:r>
+              <w:rPr>
+                <w:rFonts w:ascii="Consolas" w:eastAsia="Consolas" w:hAnsi="Consolas" w:cs="Consolas"/>
+                <w:sz w:val="15"/>
+                <w:szCs w:val="15"/>
+              </w:rPr>
+              <w:t>Punisher</w:t>
+            </w:r>
+            <w:r>
+              <w:rPr>
+                <w:sz w:val="17"/>
+                <w:szCs w:val="17"/>
+              </w:rPr>
+              <w:t xml:space="preserve"> (1986 limited)</w:t>
+            </w:r>
+            <w:r>
+              <w:rPr>
+                <w:sz w:val="17"/>
+                <w:szCs w:val="17"/>
+              </w:rPr>
+              <w:t xml:space="preserve"> </w:t>
+            </w:r>
+          </w:p>
+        </w:tc>
+        <w:tc>
+          <w:tcPr>
+            <w:tcW w:w="3558" w:type="dxa"/>
+            <w:tcMar>
+              <w:top w:w="40" w:type="dxa"/>
+              <w:left w:w="90" w:type="dxa"/>
+              <w:bottom w:w="40" w:type="dxa"/>
+              <w:right w:w="90" w:type="dxa"/>
+            </w:tcMar>
+          </w:tcPr>
+          <w:p>
+            <w:r>
+              <w:rPr>
+                <w:sz w:val="17"/>
+                <w:szCs w:val="17"/>
+              </w:rPr>
+              <w:t>1, 2</w:t>
+            </w:r>
+          </w:p>
+        </w:tc>
+        <w:tc>
+          <w:tcPr>
+            <w:tcW w:w="800" w:type="dxa"/>
+            <w:tcMar>
+              <w:top w:w="40" w:type="dxa"/>
+              <w:left w:w="90" w:type="dxa"/>
+              <w:bottom w:w="40" w:type="dxa"/>
+              <w:right w:w="90" w:type="dxa"/>
+            </w:tcMar>
+          </w:tcPr>
+          <w:p>
+            <w:r>
+              <w:rPr>
+                <w:sz w:val="17"/>
+                <w:szCs w:val="17"/>
+              </w:rPr>
+              <w:t>2</w:t>
+            </w:r>
+          </w:p>
+        </w:tc>
+      </w:tr>
+      <w:tr>
+        <w:tc>
+          <w:tcPr>
+            <w:tcW w:w="5722" w:type="dxa"/>
+            <w:tcMar>
+              <w:top w:w="40" w:type="dxa"/>
+              <w:left w:w="90" w:type="dxa"/>
+              <w:bottom w:w="40" w:type="dxa"/>
+              <w:right w:w="90" w:type="dxa"/>
+            </w:tcMar>
+          </w:tcPr>
+          <w:p>
+            <w:r>
+              <w:rPr>
+                <w:rFonts w:ascii="Consolas" w:eastAsia="Consolas" w:hAnsi="Consolas" w:cs="Consolas"/>
+                <w:sz w:val="15"/>
+                <w:szCs w:val="15"/>
+              </w:rPr>
+              <w:t>Punisher War Journal</w:t>
+            </w:r>
+          </w:p>
+        </w:tc>
+        <w:tc>
+          <w:tcPr>
+            <w:tcW w:w="3558" w:type="dxa"/>
+            <w:tcMar>
+              <w:top w:w="40" w:type="dxa"/>
+              <w:left w:w="90" w:type="dxa"/>
+              <w:bottom w:w="40" w:type="dxa"/>
+              <w:right w:w="90" w:type="dxa"/>
+            </w:tcMar>
+          </w:tcPr>
+          <w:p>
+            <w:r>
+              <w:rPr>
+                <w:sz w:val="17"/>
+                <w:szCs w:val="17"/>
+              </w:rPr>
+              <w:t>1, 6</w:t>
+            </w:r>
+          </w:p>
+        </w:tc>
+        <w:tc>
+          <w:tcPr>
+            <w:tcW w:w="800" w:type="dxa"/>
+            <w:tcMar>
+              <w:top w:w="40" w:type="dxa"/>
+              <w:left w:w="90" w:type="dxa"/>
+              <w:bottom w:w="40" w:type="dxa"/>
+              <w:right w:w="90" w:type="dxa"/>
+            </w:tcMar>
+          </w:tcPr>
+          <w:p>
+            <w:r>
+              <w:rPr>
+                <w:sz w:val="17"/>
+                <w:szCs w:val="17"/>
+              </w:rPr>
+              <w:t>2</w:t>
+            </w:r>
+          </w:p>
+        </w:tc>
+      </w:tr>
+      <w:tr>
+        <w:tc>
+          <w:tcPr>
+            <w:tcW w:w="5722" w:type="dxa"/>
+            <w:tcMar>
+              <w:top w:w="40" w:type="dxa"/>
+              <w:left w:w="90" w:type="dxa"/>
+              <w:bottom w:w="40" w:type="dxa"/>
+              <w:right w:w="90" w:type="dxa"/>
+            </w:tcMar>
+          </w:tcPr>
+          <w:p>
+            <w:r>
+              <w:rPr>
+                <w:rFonts w:ascii="Consolas" w:eastAsia="Consolas" w:hAnsi="Consolas" w:cs="Consolas"/>
+                <w:sz w:val="15"/>
+                <w:szCs w:val="15"/>
+              </w:rPr>
+              <w:t>Incredible Hulk</w:t>
+            </w:r>
+          </w:p>
+        </w:tc>
+        <w:tc>
+          <w:tcPr>
+            <w:tcW w:w="3558" w:type="dxa"/>
+            <w:tcMar>
+              <w:top w:w="40" w:type="dxa"/>
+              <w:left w:w="90" w:type="dxa"/>
+              <w:bottom w:w="40" w:type="dxa"/>
+              <w:right w:w="90" w:type="dxa"/>
+            </w:tcMar>
+          </w:tcPr>
+          <w:p>
+            <w:r>
+              <w:rPr>
+                <w:sz w:val="17"/>
+                <w:szCs w:val="17"/>
+              </w:rPr>
+              <w:t>340, 377</w:t>
+            </w:r>
+          </w:p>
+        </w:tc>
+        <w:tc>
+          <w:tcPr>
+            <w:tcW w:w="800" w:type="dxa"/>
+            <w:tcMar>
+              <w:top w:w="40" w:type="dxa"/>
+              <w:left w:w="90" w:type="dxa"/>
+              <w:bottom w:w="40" w:type="dxa"/>
+              <w:right w:w="90" w:type="dxa"/>
+            </w:tcMar>
+          </w:tcPr>
+          <w:p>
+            <w:r>
+              <w:rPr>
+                <w:sz w:val="17"/>
+                <w:szCs w:val="17"/>
+              </w:rPr>
+              <w:t>2</w:t>
+            </w:r>
+          </w:p>
+        </w:tc>
+      </w:tr>
+      <w:tr>
+        <w:tc>
+          <w:tcPr>
+            <w:tcW w:w="5722" w:type="dxa"/>
+            <w:tcMar>
+              <w:top w:w="40" w:type="dxa"/>
+              <w:left w:w="90" w:type="dxa"/>
+              <w:bottom w:w="40" w:type="dxa"/>
+              <w:right w:w="90" w:type="dxa"/>
+            </w:tcMar>
+          </w:tcPr>
+          <w:p>
+            <w:r>
+              <w:rPr>
+                <w:rFonts w:ascii="Consolas" w:eastAsia="Consolas" w:hAnsi="Consolas" w:cs="Consolas"/>
+                <w:sz w:val="15"/>
+                <w:szCs w:val="15"/>
+              </w:rPr>
+              <w:t>Avengers</w:t>
+            </w:r>
+          </w:p>
+        </w:tc>
+        <w:tc>
+          <w:tcPr>
+            <w:tcW w:w="3558" w:type="dxa"/>
+            <w:tcMar>
+              <w:top w:w="40" w:type="dxa"/>
+              <w:left w:w="90" w:type="dxa"/>
+              <w:bottom w:w="40" w:type="dxa"/>
+              <w:right w:w="90" w:type="dxa"/>
+            </w:tcMar>
+          </w:tcPr>
+          <w:p>
+            <w:r>
+              <w:rPr>
+                <w:sz w:val="17"/>
+                <w:szCs w:val="17"/>
+              </w:rPr>
+              <w:t>196, 345</w:t>
+            </w:r>
+          </w:p>
+        </w:tc>
+        <w:tc>
+          <w:tcPr>
+            <w:tcW w:w="800" w:type="dxa"/>
+            <w:tcMar>
+              <w:top w:w="40" w:type="dxa"/>
+              <w:left w:w="90" w:type="dxa"/>
+              <w:bottom w:w="40" w:type="dxa"/>
+              <w:right w:w="90" w:type="dxa"/>
+            </w:tcMar>
+          </w:tcPr>
+          <w:p>
+            <w:r>
+              <w:rPr>
+                <w:sz w:val="17"/>
+                <w:szCs w:val="17"/>
+              </w:rPr>
+              <w:t>2</w:t>
+            </w:r>
+          </w:p>
+        </w:tc>
+      </w:tr>
+      <w:tr>
+        <w:tc>
+          <w:tcPr>
+            <w:tcW w:w="5722" w:type="dxa"/>
+            <w:tcMar>
+              <w:top w:w="40" w:type="dxa"/>
+              <w:left w:w="90" w:type="dxa"/>
+              <w:bottom w:w="40" w:type="dxa"/>
+              <w:right w:w="90" w:type="dxa"/>
+            </w:tcMar>
+          </w:tcPr>
+          <w:p>
+            <w:r>
+              <w:rPr>
+                <w:rFonts w:ascii="Consolas" w:eastAsia="Consolas" w:hAnsi="Consolas" w:cs="Consolas"/>
+                <w:sz w:val="15"/>
+                <w:szCs w:val="15"/>
+              </w:rPr>
+              <w:t>Secret Wars</w:t>
+            </w:r>
+          </w:p>
+        </w:tc>
+        <w:tc>
+          <w:tcPr>
+            <w:tcW w:w="3558" w:type="dxa"/>
+            <w:tcMar>
+              <w:top w:w="40" w:type="dxa"/>
+              <w:left w:w="90" w:type="dxa"/>
+              <w:bottom w:w="40" w:type="dxa"/>
+              <w:right w:w="90" w:type="dxa"/>
+            </w:tcMar>
+          </w:tcPr>
+          <w:p>
+            <w:r>
+              <w:rPr>
+                <w:sz w:val="17"/>
+                <w:szCs w:val="17"/>
+              </w:rPr>
+              <w:t>1, 8</w:t>
+            </w:r>
+          </w:p>
+        </w:tc>
+        <w:tc>
+          <w:tcPr>
+            <w:tcW w:w="800" w:type="dxa"/>
+            <w:tcMar>
+              <w:top w:w="40" w:type="dxa"/>
+              <w:left w:w="90" w:type="dxa"/>
+              <w:bottom w:w="40" w:type="dxa"/>
+              <w:right w:w="90" w:type="dxa"/>
+            </w:tcMar>
+          </w:tcPr>
+          <w:p>
+            <w:r>
+              <w:rPr>
+                <w:sz w:val="17"/>
+                <w:szCs w:val="17"/>
+              </w:rPr>
+              <w:t>2</w:t>
+            </w:r>
+          </w:p>
+        </w:tc>
+      </w:tr>
+      <w:tr>
+        <w:tc>
+          <w:tcPr>
+            <w:tcW w:w="5722" w:type="dxa"/>
+            <w:tcMar>
+              <w:top w:w="40" w:type="dxa"/>
+              <w:left w:w="90" w:type="dxa"/>
+              <w:bottom w:w="40" w:type="dxa"/>
+              <w:right w:w="90" w:type="dxa"/>
+            </w:tcMar>
+          </w:tcPr>
+          <w:p>
+            <w:r>
+              <w:rPr>
+                <w:rFonts w:ascii="Consolas" w:eastAsia="Consolas" w:hAnsi="Consolas" w:cs="Consolas"/>
+                <w:sz w:val="15"/>
+                <w:szCs w:val="15"/>
+              </w:rPr>
+              <w:t>Infinity Gauntlet</w:t>
+            </w:r>
+          </w:p>
+        </w:tc>
+        <w:tc>
+          <w:tcPr>
+            <w:tcW w:w="3558" w:type="dxa"/>
+            <w:tcMar>
+              <w:top w:w="40" w:type="dxa"/>
+              <w:left w:w="90" w:type="dxa"/>
+              <w:bottom w:w="40" w:type="dxa"/>
+              <w:right w:w="90" w:type="dxa"/>
+            </w:tcMar>
+          </w:tcPr>
+          <w:p>
+            <w:r>
+              <w:rPr>
+                <w:sz w:val="17"/>
+                <w:szCs w:val="17"/>
+              </w:rPr>
+              <w:t>1</w:t>
+            </w:r>
+          </w:p>
+        </w:tc>
+        <w:tc>
+          <w:tcPr>
+            <w:tcW w:w="800" w:type="dxa"/>
+            <w:tcMar>
+              <w:top w:w="40" w:type="dxa"/>
+              <w:left w:w="90" w:type="dxa"/>
+              <w:bottom w:w="40" w:type="dxa"/>
+              <w:right w:w="90" w:type="dxa"/>
+            </w:tcMar>
+          </w:tcPr>
+          <w:p>
+            <w:r>
+              <w:rPr>
+                <w:sz w:val="17"/>
+                <w:szCs w:val="17"/>
+              </w:rPr>
+              <w:t>1</w:t>
+            </w:r>
+          </w:p>
+        </w:tc>
+      </w:tr>
+      <w:tr>
+        <w:tc>
+          <w:tcPr>
+            <w:tcW w:w="5722" w:type="dxa"/>
+            <w:tcMar>
+              <w:top w:w="40" w:type="dxa"/>
+              <w:left w:w="90" w:type="dxa"/>
+              <w:bottom w:w="40" w:type="dxa"/>
+              <w:right w:w="90" w:type="dxa"/>
+            </w:tcMar>
+          </w:tcPr>
+          <w:p>
+            <w:r>
+              <w:rPr>
+                <w:rFonts w:ascii="Consolas" w:eastAsia="Consolas" w:hAnsi="Consolas" w:cs="Consolas"/>
+                <w:sz w:val="15"/>
+                <w:szCs w:val="15"/>
+              </w:rPr>
+              <w:t>Silver Surfer</w:t>
+            </w:r>
+            <w:r>
+              <w:rPr>
+                <w:sz w:val="17"/>
+                <w:szCs w:val="17"/>
+              </w:rPr>
+              <w:t xml:space="preserve"> (1987)</w:t>
+            </w:r>
+          </w:p>
+        </w:tc>
+        <w:tc>
+          <w:tcPr>
+            <w:tcW w:w="3558" w:type="dxa"/>
+            <w:tcMar>
+              <w:top w:w="40" w:type="dxa"/>
+              <w:left w:w="90" w:type="dxa"/>
+              <w:bottom w:w="40" w:type="dxa"/>
+              <w:right w:w="90" w:type="dxa"/>
+            </w:tcMar>
+          </w:tcPr>
+          <w:p>
+            <w:r>
+              <w:rPr>
+                <w:sz w:val="17"/>
+                <w:szCs w:val="17"/>
+              </w:rPr>
+              <w:t>34, 44</w:t>
+            </w:r>
+          </w:p>
+        </w:tc>
+        <w:tc>
+          <w:tcPr>
+            <w:tcW w:w="800" w:type="dxa"/>
+            <w:tcMar>
+              <w:top w:w="40" w:type="dxa"/>
+              <w:left w:w="90" w:type="dxa"/>
+              <w:bottom w:w="40" w:type="dxa"/>
+              <w:right w:w="90" w:type="dxa"/>
+            </w:tcMar>
+          </w:tcPr>
+          <w:p>
+            <w:r>
+              <w:rPr>
+                <w:sz w:val="17"/>
+                <w:szCs w:val="17"/>
+              </w:rPr>
+              <w:t>2</w:t>
+            </w:r>
+          </w:p>
+        </w:tc>
+      </w:tr>
+      <w:tr>
+        <w:tc>
+          <w:tcPr>
+            <w:tcW w:w="5722" w:type="dxa"/>
+            <w:tcMar>
+              <w:top w:w="40" w:type="dxa"/>
+              <w:left w:w="90" w:type="dxa"/>
+              <w:bottom w:w="40" w:type="dxa"/>
+              <w:right w:w="90" w:type="dxa"/>
+            </w:tcMar>
+          </w:tcPr>
+          <w:p>
+            <w:r>
+              <w:rPr>
+                <w:rFonts w:ascii="Consolas" w:eastAsia="Consolas" w:hAnsi="Consolas" w:cs="Consolas"/>
+                <w:sz w:val="15"/>
+                <w:szCs w:val="15"/>
+              </w:rPr>
+              <w:t>Ultimate Fallout</w:t>
+            </w:r>
+          </w:p>
+        </w:tc>
+        <w:tc>
+          <w:tcPr>
+            <w:tcW w:w="3558" w:type="dxa"/>
+            <w:tcMar>
+              <w:top w:w="40" w:type="dxa"/>
+              <w:left w:w="90" w:type="dxa"/>
+              <w:bottom w:w="40" w:type="dxa"/>
+              <w:right w:w="90" w:type="dxa"/>
+            </w:tcMar>
+          </w:tcPr>
+          <w:p>
+            <w:r>
+              <w:rPr>
+                <w:sz w:val="17"/>
+                <w:szCs w:val="17"/>
+              </w:rPr>
+              <w:t>4</w:t>
+            </w:r>
+          </w:p>
+        </w:tc>
+        <w:tc>
+          <w:tcPr>
+            <w:tcW w:w="800" w:type="dxa"/>
+            <w:tcMar>
+              <w:top w:w="40" w:type="dxa"/>
+              <w:left w:w="90" w:type="dxa"/>
+              <w:bottom w:w="40" w:type="dxa"/>
+              <w:right w:w="90" w:type="dxa"/>
+            </w:tcMar>
+          </w:tcPr>
+          <w:p>
+            <w:r>
+              <w:rPr>
+                <w:sz w:val="17"/>
+                <w:szCs w:val="17"/>
+              </w:rPr>
+              <w:t>1</w:t>
+            </w:r>
+          </w:p>
+        </w:tc>
+      </w:tr>
+      <w:tr>
+        <w:tc>
+          <w:tcPr>
+            <w:tcW w:w="5722" w:type="dxa"/>
+            <w:tcMar>
+              <w:top w:w="40" w:type="dxa"/>
+              <w:left w:w="90" w:type="dxa"/>
+              <w:bottom w:w="40" w:type="dxa"/>
+              <w:right w:w="90" w:type="dxa"/>
+            </w:tcMar>
+          </w:tcPr>
+          <w:p>
+            <w:r>
+              <w:rPr>
+                <w:rFonts w:ascii="Consolas" w:eastAsia="Consolas" w:hAnsi="Consolas" w:cs="Consolas"/>
+                <w:sz w:val="15"/>
+                <w:szCs w:val="15"/>
+              </w:rPr>
+              <w:t>Ultimate Spider-Man</w:t>
+            </w:r>
+          </w:p>
+        </w:tc>
+        <w:tc>
+          <w:tcPr>
+            <w:tcW w:w="3558" w:type="dxa"/>
+            <w:tcMar>
+              <w:top w:w="40" w:type="dxa"/>
+              <w:left w:w="90" w:type="dxa"/>
+              <w:bottom w:w="40" w:type="dxa"/>
+              <w:right w:w="90" w:type="dxa"/>
+            </w:tcMar>
+          </w:tcPr>
+          <w:p>
+            <w:r>
+              <w:rPr>
+                <w:sz w:val="17"/>
+                <w:szCs w:val="17"/>
+              </w:rPr>
+              <w:t>1</w:t>
+            </w:r>
+          </w:p>
+        </w:tc>
+        <w:tc>
+          <w:tcPr>
+            <w:tcW w:w="800" w:type="dxa"/>
+            <w:tcMar>
+              <w:top w:w="40" w:type="dxa"/>
+              <w:left w:w="90" w:type="dxa"/>
+              <w:bottom w:w="40" w:type="dxa"/>
+              <w:right w:w="90" w:type="dxa"/>
+            </w:tcMar>
+          </w:tcPr>
+          <w:p>
+            <w:r>
+              <w:rPr>
+                <w:sz w:val="17"/>
+                <w:szCs w:val="17"/>
+              </w:rPr>
+              <w:t>1</w:t>
+            </w:r>
+          </w:p>
+        </w:tc>
+      </w:tr>
+      <w:tr>
+        <w:tc>
+          <w:tcPr>
+            <w:tcW w:w="5722" w:type="dxa"/>
+            <w:tcMar>
+              <w:top w:w="40" w:type="dxa"/>
+              <w:left w:w="90" w:type="dxa"/>
+              <w:bottom w:w="40" w:type="dxa"/>
+              <w:right w:w="90" w:type="dxa"/>
+            </w:tcMar>
+          </w:tcPr>
+          <w:p>
+            <w:r>
+              <w:rPr>
+                <w:rFonts w:ascii="Consolas" w:eastAsia="Consolas" w:hAnsi="Consolas" w:cs="Consolas"/>
+                <w:sz w:val="15"/>
+                <w:szCs w:val="15"/>
+              </w:rPr>
+              <w:t>Miles Morales: Spider-Man</w:t>
+            </w:r>
+          </w:p>
+        </w:tc>
+        <w:tc>
+          <w:tcPr>
+            <w:tcW w:w="3558" w:type="dxa"/>
+            <w:tcMar>
+              <w:top w:w="40" w:type="dxa"/>
+              <w:left w:w="90" w:type="dxa"/>
+              <w:bottom w:w="40" w:type="dxa"/>
+              <w:right w:w="90" w:type="dxa"/>
+            </w:tcMar>
+          </w:tcPr>
+          <w:p>
+            <w:r>
+              <w:rPr>
+                <w:sz w:val="17"/>
+                <w:szCs w:val="17"/>
+              </w:rPr>
+              <w:t>1</w:t>
+            </w:r>
+          </w:p>
+        </w:tc>
+        <w:tc>
+          <w:tcPr>
+            <w:tcW w:w="800" w:type="dxa"/>
+            <w:tcMar>
+              <w:top w:w="40" w:type="dxa"/>
+              <w:left w:w="90" w:type="dxa"/>
+              <w:bottom w:w="40" w:type="dxa"/>
+              <w:right w:w="90" w:type="dxa"/>
+            </w:tcMar>
+          </w:tcPr>
+          <w:p>
+            <w:r>
+              <w:rPr>
+                <w:sz w:val="17"/>
+                <w:szCs w:val="17"/>
+              </w:rPr>
+              <w:t>1</w:t>
+            </w:r>
+          </w:p>
+        </w:tc>
+      </w:tr>
+      <w:tr>
+        <w:tc>
+          <w:tcPr>
+            <w:tcW w:w="5722" w:type="dxa"/>
+            <w:tcMar>
+              <w:top w:w="40" w:type="dxa"/>
+              <w:left w:w="90" w:type="dxa"/>
+              <w:bottom w:w="40" w:type="dxa"/>
+              <w:right w:w="90" w:type="dxa"/>
+            </w:tcMar>
+          </w:tcPr>
+          <w:p>
+            <w:r>
+              <w:rPr>
+                <w:rFonts w:ascii="Consolas" w:eastAsia="Consolas" w:hAnsi="Consolas" w:cs="Consolas"/>
+                <w:sz w:val="15"/>
+                <w:szCs w:val="15"/>
+              </w:rPr>
+              <w:t>Ms. Marvel</w:t>
+            </w:r>
+            <w:r>
+              <w:rPr>
+                <w:sz w:val="17"/>
+                <w:szCs w:val="17"/>
+              </w:rPr>
+              <w:t xml:space="preserve"> (2014)</w:t>
+            </w:r>
+          </w:p>
+        </w:tc>
+        <w:tc>
+          <w:tcPr>
+            <w:tcW w:w="3558" w:type="dxa"/>
+            <w:tcMar>
+              <w:top w:w="40" w:type="dxa"/>
+              <w:left w:w="90" w:type="dxa"/>
+              <w:bottom w:w="40" w:type="dxa"/>
+              <w:right w:w="90" w:type="dxa"/>
+            </w:tcMar>
+          </w:tcPr>
+          <w:p>
+            <w:r>
+              <w:rPr>
+                <w:sz w:val="17"/>
+                <w:szCs w:val="17"/>
+              </w:rPr>
+              <w:t>1</w:t>
+            </w:r>
+          </w:p>
+        </w:tc>
+        <w:tc>
+          <w:tcPr>
+            <w:tcW w:w="800" w:type="dxa"/>
+            <w:tcMar>
+              <w:top w:w="40" w:type="dxa"/>
+              <w:left w:w="90" w:type="dxa"/>
+              <w:bottom w:w="40" w:type="dxa"/>
+              <w:right w:w="90" w:type="dxa"/>
+            </w:tcMar>
+          </w:tcPr>
+          <w:p>
+            <w:r>
+              <w:rPr>
+                <w:sz w:val="17"/>
+                <w:szCs w:val="17"/>
+              </w:rPr>
+              <w:t>1</w:t>
+            </w:r>
+          </w:p>
+        </w:tc>
+      </w:tr>
+      <w:tr>
+        <w:tc>
+          <w:tcPr>
+            <w:tcW w:w="5722" w:type="dxa"/>
+            <w:tcMar>
+              <w:top w:w="40" w:type="dxa"/>
+              <w:left w:w="90" w:type="dxa"/>
+              <w:bottom w:w="40" w:type="dxa"/>
+              <w:right w:w="90" w:type="dxa"/>
+            </w:tcMar>
+          </w:tcPr>
+          <w:p>
+            <w:r>
+              <w:rPr>
+                <w:rFonts w:ascii="Consolas" w:eastAsia="Consolas" w:hAnsi="Consolas" w:cs="Consolas"/>
+                <w:sz w:val="15"/>
+                <w:szCs w:val="15"/>
+              </w:rPr>
+              <w:t>Immortal Hulk</w:t>
+            </w:r>
+          </w:p>
+        </w:tc>
+        <w:tc>
+          <w:tcPr>
+            <w:tcW w:w="3558" w:type="dxa"/>
+            <w:tcMar>
+              <w:top w:w="40" w:type="dxa"/>
+              <w:left w:w="90" w:type="dxa"/>
+              <w:bottom w:w="40" w:type="dxa"/>
+              <w:right w:w="90" w:type="dxa"/>
+            </w:tcMar>
+          </w:tcPr>
+          <w:p>
+            <w:r>
+              <w:rPr>
+                <w:sz w:val="17"/>
+                <w:szCs w:val="17"/>
+              </w:rPr>
+              <w:t>1</w:t>
+            </w:r>
+          </w:p>
+        </w:tc>
+        <w:tc>
+          <w:tcPr>
+            <w:tcW w:w="800" w:type="dxa"/>
+            <w:tcMar>
+              <w:top w:w="40" w:type="dxa"/>
+              <w:left w:w="90" w:type="dxa"/>
+              <w:bottom w:w="40" w:type="dxa"/>
+              <w:right w:w="90" w:type="dxa"/>
+            </w:tcMar>
+          </w:tcPr>
+          <w:p>
+            <w:r>
+              <w:rPr>
+                <w:sz w:val="17"/>
+                <w:szCs w:val="17"/>
+              </w:rPr>
+              <w:t>1</w:t>
+            </w:r>
+          </w:p>
+        </w:tc>
+      </w:tr>
+      <w:tr>
+        <w:tc>
+          <w:tcPr>
+            <w:tcW w:w="5722" w:type="dxa"/>
+            <w:tcMar>
+              <w:top w:w="40" w:type="dxa"/>
+              <w:left w:w="90" w:type="dxa"/>
+              <w:bottom w:w="40" w:type="dxa"/>
+              <w:right w:w="90" w:type="dxa"/>
+            </w:tcMar>
+          </w:tcPr>
+          <w:p>
+            <w:r>
+              <w:rPr>
+                <w:rFonts w:ascii="Consolas" w:eastAsia="Consolas" w:hAnsi="Consolas" w:cs="Consolas"/>
+                <w:sz w:val="15"/>
+                <w:szCs w:val="15"/>
+              </w:rPr>
+              <w:t>Alpha Flight</w:t>
+            </w:r>
+            <w:r>
+              <w:rPr>
+                <w:rFonts w:ascii="Consolas" w:eastAsia="Consolas" w:hAnsi="Consolas" w:cs="Consolas"/>
+                <w:sz w:val="15"/>
+                <w:szCs w:val="15"/>
+              </w:rPr>
+              <w:t xml:space="preserve"> </w:t>
+            </w:r>
             <w:r>
               <w:rPr>
                 <w:sz w:val="17"/>
@@ -5236,1512 +5931,6 @@
                 <w:szCs w:val="17"/>
               </w:rPr>
               <w:t>6</w:t>
-            </w:r>
-          </w:p>
-        </w:tc>
-        <w:tc>
-          <w:tcPr>
-            <w:tcW w:w="3558" w:type="dxa"/>
-            <w:tcMar>
-              <w:top w:w="40" w:type="dxa"/>
-              <w:left w:w="90" w:type="dxa"/>
-              <w:bottom w:w="40" w:type="dxa"/>
-              <w:right w:w="90" w:type="dxa"/>
-            </w:tcMar>
-          </w:tcPr>
-          <w:p>
-            <w:r>
-              <w:rPr>
-                <w:sz w:val="17"/>
-                <w:szCs w:val="17"/>
-              </w:rPr>
-              <w:t>316, 344, 346, 375</w:t>
-            </w:r>
-          </w:p>
-        </w:tc>
-        <w:tc>
-          <w:tcPr>
-            <w:tcW w:w="800" w:type="dxa"/>
-            <w:tcMar>
-              <w:top w:w="40" w:type="dxa"/>
-              <w:left w:w="90" w:type="dxa"/>
-              <w:bottom w:w="40" w:type="dxa"/>
-              <w:right w:w="90" w:type="dxa"/>
-            </w:tcMar>
-          </w:tcPr>
-          <w:p>
-            <w:r>
-              <w:rPr>
-                <w:sz w:val="17"/>
-                <w:szCs w:val="17"/>
-              </w:rPr>
-              <w:t>4</w:t>
-            </w:r>
-          </w:p>
-        </w:tc>
-      </w:tr>
-      <w:tr>
-        <w:tc>
-          <w:tcPr>
-            <w:tcW w:w="5722" w:type="dxa"/>
-            <w:tcMar>
-              <w:top w:w="40" w:type="dxa"/>
-              <w:left w:w="90" w:type="dxa"/>
-              <w:bottom w:w="40" w:type="dxa"/>
-              <w:right w:w="90" w:type="dxa"/>
-            </w:tcMar>
-          </w:tcPr>
-          <w:p>
-            <w:r>
-              <w:rPr>
-                <w:rFonts w:ascii="Consolas" w:eastAsia="Consolas" w:hAnsi="Consolas" w:cs="Consolas"/>
-                <w:sz w:val="15"/>
-                <w:szCs w:val="15"/>
-              </w:rPr>
-              <w:t>Spider-Man</w:t>
-            </w:r>
-            <w:r>
-              <w:rPr>
-                <w:sz w:val="17"/>
-                <w:szCs w:val="17"/>
-              </w:rPr>
-              <w:t xml:space="preserve"> (1990)</w:t>
-            </w:r>
-          </w:p>
-        </w:tc>
-        <w:tc>
-          <w:tcPr>
-            <w:tcW w:w="3558" w:type="dxa"/>
-            <w:tcMar>
-              <w:top w:w="40" w:type="dxa"/>
-              <w:left w:w="90" w:type="dxa"/>
-              <w:bottom w:w="40" w:type="dxa"/>
-              <w:right w:w="90" w:type="dxa"/>
-            </w:tcMar>
-          </w:tcPr>
-          <w:p>
-            <w:r>
-              <w:rPr>
-                <w:sz w:val="17"/>
-                <w:szCs w:val="17"/>
-              </w:rPr>
-              <w:t>1</w:t>
-            </w:r>
-          </w:p>
-        </w:tc>
-        <w:tc>
-          <w:tcPr>
-            <w:tcW w:w="800" w:type="dxa"/>
-            <w:tcMar>
-              <w:top w:w="40" w:type="dxa"/>
-              <w:left w:w="90" w:type="dxa"/>
-              <w:bottom w:w="40" w:type="dxa"/>
-              <w:right w:w="90" w:type="dxa"/>
-            </w:tcMar>
-          </w:tcPr>
-          <w:p>
-            <w:r>
-              <w:rPr>
-                <w:sz w:val="17"/>
-                <w:szCs w:val="17"/>
-              </w:rPr>
-              <w:t>1</w:t>
-            </w:r>
-          </w:p>
-        </w:tc>
-      </w:tr>
-      <w:tr>
-        <w:tc>
-          <w:tcPr>
-            <w:tcW w:w="5722" w:type="dxa"/>
-            <w:tcMar>
-              <w:top w:w="40" w:type="dxa"/>
-              <w:left w:w="90" w:type="dxa"/>
-              <w:bottom w:w="40" w:type="dxa"/>
-              <w:right w:w="90" w:type="dxa"/>
-            </w:tcMar>
-          </w:tcPr>
-          <w:p>
-            <w:r>
-              <w:rPr>
-                <w:rFonts w:ascii="Consolas" w:eastAsia="Consolas" w:hAnsi="Consolas" w:cs="Consolas"/>
-                <w:sz w:val="15"/>
-                <w:szCs w:val="15"/>
-              </w:rPr>
-              <w:t>Web of Spider-Man</w:t>
-            </w:r>
-          </w:p>
-        </w:tc>
-        <w:tc>
-          <w:tcPr>
-            <w:tcW w:w="3558" w:type="dxa"/>
-            <w:tcMar>
-              <w:top w:w="40" w:type="dxa"/>
-              <w:left w:w="90" w:type="dxa"/>
-              <w:bottom w:w="40" w:type="dxa"/>
-              <w:right w:w="90" w:type="dxa"/>
-            </w:tcMar>
-          </w:tcPr>
-          <w:p>
-            <w:r>
-              <w:rPr>
-                <w:sz w:val="17"/>
-                <w:szCs w:val="17"/>
-              </w:rPr>
-              <w:t>1, 18, 19</w:t>
-            </w:r>
-          </w:p>
-        </w:tc>
-        <w:tc>
-          <w:tcPr>
-            <w:tcW w:w="800" w:type="dxa"/>
-            <w:tcMar>
-              <w:top w:w="40" w:type="dxa"/>
-              <w:left w:w="90" w:type="dxa"/>
-              <w:bottom w:w="40" w:type="dxa"/>
-              <w:right w:w="90" w:type="dxa"/>
-            </w:tcMar>
-          </w:tcPr>
-          <w:p>
-            <w:r>
-              <w:rPr>
-                <w:sz w:val="17"/>
-                <w:szCs w:val="17"/>
-              </w:rPr>
-              <w:t>3</w:t>
-            </w:r>
-          </w:p>
-        </w:tc>
-      </w:tr>
-      <w:tr>
-        <w:tc>
-          <w:tcPr>
-            <w:tcW w:w="5722" w:type="dxa"/>
-            <w:tcMar>
-              <w:top w:w="40" w:type="dxa"/>
-              <w:left w:w="90" w:type="dxa"/>
-              <w:bottom w:w="40" w:type="dxa"/>
-              <w:right w:w="90" w:type="dxa"/>
-            </w:tcMar>
-          </w:tcPr>
-          <w:p>
-            <w:r>
-              <w:rPr>
-                <w:rFonts w:ascii="Consolas" w:eastAsia="Consolas" w:hAnsi="Consolas" w:cs="Consolas"/>
-                <w:sz w:val="15"/>
-                <w:szCs w:val="15"/>
-              </w:rPr>
-              <w:t>Spectacular Spider-Man</w:t>
-            </w:r>
-          </w:p>
-        </w:tc>
-        <w:tc>
-          <w:tcPr>
-            <w:tcW w:w="3558" w:type="dxa"/>
-            <w:tcMar>
-              <w:top w:w="40" w:type="dxa"/>
-              <w:left w:w="90" w:type="dxa"/>
-              <w:bottom w:w="40" w:type="dxa"/>
-              <w:right w:w="90" w:type="dxa"/>
-            </w:tcMar>
-          </w:tcPr>
-          <w:p>
-            <w:r>
-              <w:rPr>
-                <w:sz w:val="17"/>
-                <w:szCs w:val="17"/>
-              </w:rPr>
-              <w:t>1, 64</w:t>
-            </w:r>
-          </w:p>
-        </w:tc>
-        <w:tc>
-          <w:tcPr>
-            <w:tcW w:w="800" w:type="dxa"/>
-            <w:tcMar>
-              <w:top w:w="40" w:type="dxa"/>
-              <w:left w:w="90" w:type="dxa"/>
-              <w:bottom w:w="40" w:type="dxa"/>
-              <w:right w:w="90" w:type="dxa"/>
-            </w:tcMar>
-          </w:tcPr>
-          <w:p>
-            <w:r>
-              <w:rPr>
-                <w:sz w:val="17"/>
-                <w:szCs w:val="17"/>
-              </w:rPr>
-              <w:t>2</w:t>
-            </w:r>
-          </w:p>
-        </w:tc>
-      </w:tr>
-      <w:tr>
-        <w:tc>
-          <w:tcPr>
-            <w:tcW w:w="5722" w:type="dxa"/>
-            <w:tcMar>
-              <w:top w:w="40" w:type="dxa"/>
-              <w:left w:w="90" w:type="dxa"/>
-              <w:bottom w:w="40" w:type="dxa"/>
-              <w:right w:w="90" w:type="dxa"/>
-            </w:tcMar>
-          </w:tcPr>
-          <w:p>
-            <w:r>
-              <w:rPr>
-                <w:rFonts w:ascii="Consolas" w:eastAsia="Consolas" w:hAnsi="Consolas" w:cs="Consolas"/>
-                <w:sz w:val="15"/>
-                <w:szCs w:val="15"/>
-              </w:rPr>
-              <w:t>Uncanny X-Men</w:t>
-            </w:r>
-          </w:p>
-        </w:tc>
-        <w:tc>
-          <w:tcPr>
-            <w:tcW w:w="3558" w:type="dxa"/>
-            <w:tcMar>
-              <w:top w:w="40" w:type="dxa"/>
-              <w:left w:w="90" w:type="dxa"/>
-              <w:bottom w:w="40" w:type="dxa"/>
-              <w:right w:w="90" w:type="dxa"/>
-            </w:tcMar>
-          </w:tcPr>
-          <w:p>
-            <w:r>
-              <w:rPr>
-                <w:sz w:val="17"/>
-                <w:szCs w:val="17"/>
-              </w:rPr>
-              <w:t>205, 221, 248, 282</w:t>
-            </w:r>
-          </w:p>
-        </w:tc>
-        <w:tc>
-          <w:tcPr>
-            <w:tcW w:w="800" w:type="dxa"/>
-            <w:tcMar>
-              <w:top w:w="40" w:type="dxa"/>
-              <w:left w:w="90" w:type="dxa"/>
-              <w:bottom w:w="40" w:type="dxa"/>
-              <w:right w:w="90" w:type="dxa"/>
-            </w:tcMar>
-          </w:tcPr>
-          <w:p>
-            <w:r>
-              <w:rPr>
-                <w:sz w:val="17"/>
-                <w:szCs w:val="17"/>
-              </w:rPr>
-              <w:t>4</w:t>
-            </w:r>
-          </w:p>
-        </w:tc>
-      </w:tr>
-      <w:tr>
-        <w:tc>
-          <w:tcPr>
-            <w:tcW w:w="5722" w:type="dxa"/>
-            <w:tcMar>
-              <w:top w:w="40" w:type="dxa"/>
-              <w:left w:w="90" w:type="dxa"/>
-              <w:bottom w:w="40" w:type="dxa"/>
-              <w:right w:w="90" w:type="dxa"/>
-            </w:tcMar>
-          </w:tcPr>
-          <w:p>
-            <w:r>
-              <w:rPr>
-                <w:rFonts w:ascii="Consolas" w:eastAsia="Consolas" w:hAnsi="Consolas" w:cs="Consolas"/>
-                <w:sz w:val="15"/>
-                <w:szCs w:val="15"/>
-              </w:rPr>
-              <w:t>X-Men</w:t>
-            </w:r>
-            <w:r>
-              <w:rPr>
-                <w:sz w:val="17"/>
-                <w:szCs w:val="17"/>
-              </w:rPr>
-              <w:t xml:space="preserve"> (1991) ⚠️yr</w:t>
-            </w:r>
-          </w:p>
-        </w:tc>
-        <w:tc>
-          <w:tcPr>
-            <w:tcW w:w="3558" w:type="dxa"/>
-            <w:tcMar>
-              <w:top w:w="40" w:type="dxa"/>
-              <w:left w:w="90" w:type="dxa"/>
-              <w:bottom w:w="40" w:type="dxa"/>
-              <w:right w:w="90" w:type="dxa"/>
-            </w:tcMar>
-          </w:tcPr>
-          <w:p>
-            <w:r>
-              <w:rPr>
-                <w:sz w:val="17"/>
-                <w:szCs w:val="17"/>
-              </w:rPr>
-              <w:t>1</w:t>
-            </w:r>
-          </w:p>
-        </w:tc>
-        <w:tc>
-          <w:tcPr>
-            <w:tcW w:w="800" w:type="dxa"/>
-            <w:tcMar>
-              <w:top w:w="40" w:type="dxa"/>
-              <w:left w:w="90" w:type="dxa"/>
-              <w:bottom w:w="40" w:type="dxa"/>
-              <w:right w:w="90" w:type="dxa"/>
-            </w:tcMar>
-          </w:tcPr>
-          <w:p>
-            <w:r>
-              <w:rPr>
-                <w:sz w:val="17"/>
-                <w:szCs w:val="17"/>
-              </w:rPr>
-              <w:t>1</w:t>
-            </w:r>
-          </w:p>
-        </w:tc>
-      </w:tr>
-      <w:tr>
-        <w:tc>
-          <w:tcPr>
-            <w:tcW w:w="5722" w:type="dxa"/>
-            <w:tcMar>
-              <w:top w:w="40" w:type="dxa"/>
-              <w:left w:w="90" w:type="dxa"/>
-              <w:bottom w:w="40" w:type="dxa"/>
-              <w:right w:w="90" w:type="dxa"/>
-            </w:tcMar>
-          </w:tcPr>
-          <w:p>
-            <w:r>
-              <w:rPr>
-                <w:rFonts w:ascii="Consolas" w:eastAsia="Consolas" w:hAnsi="Consolas" w:cs="Consolas"/>
-                <w:sz w:val="15"/>
-                <w:szCs w:val="15"/>
-              </w:rPr>
-              <w:t>X-Force</w:t>
-            </w:r>
-          </w:p>
-        </w:tc>
-        <w:tc>
-          <w:tcPr>
-            <w:tcW w:w="3558" w:type="dxa"/>
-            <w:tcMar>
-              <w:top w:w="40" w:type="dxa"/>
-              <w:left w:w="90" w:type="dxa"/>
-              <w:bottom w:w="40" w:type="dxa"/>
-              <w:right w:w="90" w:type="dxa"/>
-            </w:tcMar>
-          </w:tcPr>
-          <w:p>
-            <w:r>
-              <w:rPr>
-                <w:sz w:val="17"/>
-                <w:szCs w:val="17"/>
-              </w:rPr>
-              <w:t>1, 2, 11</w:t>
-            </w:r>
-          </w:p>
-        </w:tc>
-        <w:tc>
-          <w:tcPr>
-            <w:tcW w:w="800" w:type="dxa"/>
-            <w:tcMar>
-              <w:top w:w="40" w:type="dxa"/>
-              <w:left w:w="90" w:type="dxa"/>
-              <w:bottom w:w="40" w:type="dxa"/>
-              <w:right w:w="90" w:type="dxa"/>
-            </w:tcMar>
-          </w:tcPr>
-          <w:p>
-            <w:r>
-              <w:rPr>
-                <w:sz w:val="17"/>
-                <w:szCs w:val="17"/>
-              </w:rPr>
-              <w:t>3</w:t>
-            </w:r>
-          </w:p>
-        </w:tc>
-      </w:tr>
-      <w:tr>
-        <w:tc>
-          <w:tcPr>
-            <w:tcW w:w="5722" w:type="dxa"/>
-            <w:tcMar>
-              <w:top w:w="40" w:type="dxa"/>
-              <w:left w:w="90" w:type="dxa"/>
-              <w:bottom w:w="40" w:type="dxa"/>
-              <w:right w:w="90" w:type="dxa"/>
-            </w:tcMar>
-          </w:tcPr>
-          <w:p>
-            <w:r>
-              <w:rPr>
-                <w:rFonts w:ascii="Consolas" w:eastAsia="Consolas" w:hAnsi="Consolas" w:cs="Consolas"/>
-                <w:sz w:val="15"/>
-                <w:szCs w:val="15"/>
-              </w:rPr>
-              <w:t>X-Factor</w:t>
-            </w:r>
-          </w:p>
-        </w:tc>
-        <w:tc>
-          <w:tcPr>
-            <w:tcW w:w="3558" w:type="dxa"/>
-            <w:tcMar>
-              <w:top w:w="40" w:type="dxa"/>
-              <w:left w:w="90" w:type="dxa"/>
-              <w:bottom w:w="40" w:type="dxa"/>
-              <w:right w:w="90" w:type="dxa"/>
-            </w:tcMar>
-          </w:tcPr>
-          <w:p>
-            <w:r>
-              <w:rPr>
-                <w:sz w:val="17"/>
-                <w:szCs w:val="17"/>
-              </w:rPr>
-              <w:t>5, 6, 24</w:t>
-            </w:r>
-          </w:p>
-        </w:tc>
-        <w:tc>
-          <w:tcPr>
-            <w:tcW w:w="800" w:type="dxa"/>
-            <w:tcMar>
-              <w:top w:w="40" w:type="dxa"/>
-              <w:left w:w="90" w:type="dxa"/>
-              <w:bottom w:w="40" w:type="dxa"/>
-              <w:right w:w="90" w:type="dxa"/>
-            </w:tcMar>
-          </w:tcPr>
-          <w:p>
-            <w:r>
-              <w:rPr>
-                <w:sz w:val="17"/>
-                <w:szCs w:val="17"/>
-              </w:rPr>
-              <w:t>3</w:t>
-            </w:r>
-          </w:p>
-        </w:tc>
-      </w:tr>
-      <w:tr>
-        <w:tc>
-          <w:tcPr>
-            <w:tcW w:w="5722" w:type="dxa"/>
-            <w:tcMar>
-              <w:top w:w="40" w:type="dxa"/>
-              <w:left w:w="90" w:type="dxa"/>
-              <w:bottom w:w="40" w:type="dxa"/>
-              <w:right w:w="90" w:type="dxa"/>
-            </w:tcMar>
-          </w:tcPr>
-          <w:p>
-            <w:r>
-              <w:rPr>
-                <w:rFonts w:ascii="Consolas" w:eastAsia="Consolas" w:hAnsi="Consolas" w:cs="Consolas"/>
-                <w:sz w:val="15"/>
-                <w:szCs w:val="15"/>
-              </w:rPr>
-              <w:t>Cable</w:t>
-            </w:r>
-          </w:p>
-        </w:tc>
-        <w:tc>
-          <w:tcPr>
-            <w:tcW w:w="3558" w:type="dxa"/>
-            <w:tcMar>
-              <w:top w:w="40" w:type="dxa"/>
-              <w:left w:w="90" w:type="dxa"/>
-              <w:bottom w:w="40" w:type="dxa"/>
-              <w:right w:w="90" w:type="dxa"/>
-            </w:tcMar>
-          </w:tcPr>
-          <w:p>
-            <w:r>
-              <w:rPr>
-                <w:sz w:val="17"/>
-                <w:szCs w:val="17"/>
-              </w:rPr>
-              <w:t>1</w:t>
-            </w:r>
-          </w:p>
-        </w:tc>
-        <w:tc>
-          <w:tcPr>
-            <w:tcW w:w="800" w:type="dxa"/>
-            <w:tcMar>
-              <w:top w:w="40" w:type="dxa"/>
-              <w:left w:w="90" w:type="dxa"/>
-              <w:bottom w:w="40" w:type="dxa"/>
-              <w:right w:w="90" w:type="dxa"/>
-            </w:tcMar>
-          </w:tcPr>
-          <w:p>
-            <w:r>
-              <w:rPr>
-                <w:sz w:val="17"/>
-                <w:szCs w:val="17"/>
-              </w:rPr>
-              <w:t>1</w:t>
-            </w:r>
-          </w:p>
-        </w:tc>
-      </w:tr>
-      <w:tr>
-        <w:tc>
-          <w:tcPr>
-            <w:tcW w:w="5722" w:type="dxa"/>
-            <w:tcMar>
-              <w:top w:w="40" w:type="dxa"/>
-              <w:left w:w="90" w:type="dxa"/>
-              <w:bottom w:w="40" w:type="dxa"/>
-              <w:right w:w="90" w:type="dxa"/>
-            </w:tcMar>
-          </w:tcPr>
-          <w:p>
-            <w:r>
-              <w:rPr>
-                <w:rFonts w:ascii="Consolas" w:eastAsia="Consolas" w:hAnsi="Consolas" w:cs="Consolas"/>
-                <w:sz w:val="15"/>
-                <w:szCs w:val="15"/>
-              </w:rPr>
-              <w:t>Deadpool</w:t>
-            </w:r>
-            <w:r>
-              <w:rPr>
-                <w:sz w:val="17"/>
-                <w:szCs w:val="17"/>
-              </w:rPr>
-              <w:t xml:space="preserve"> (1997)</w:t>
-            </w:r>
-          </w:p>
-        </w:tc>
-        <w:tc>
-          <w:tcPr>
-            <w:tcW w:w="3558" w:type="dxa"/>
-            <w:tcMar>
-              <w:top w:w="40" w:type="dxa"/>
-              <w:left w:w="90" w:type="dxa"/>
-              <w:bottom w:w="40" w:type="dxa"/>
-              <w:right w:w="90" w:type="dxa"/>
-            </w:tcMar>
-          </w:tcPr>
-          <w:p>
-            <w:r>
-              <w:rPr>
-                <w:sz w:val="17"/>
-                <w:szCs w:val="17"/>
-              </w:rPr>
-              <w:t>1</w:t>
-            </w:r>
-          </w:p>
-        </w:tc>
-        <w:tc>
-          <w:tcPr>
-            <w:tcW w:w="800" w:type="dxa"/>
-            <w:tcMar>
-              <w:top w:w="40" w:type="dxa"/>
-              <w:left w:w="90" w:type="dxa"/>
-              <w:bottom w:w="40" w:type="dxa"/>
-              <w:right w:w="90" w:type="dxa"/>
-            </w:tcMar>
-          </w:tcPr>
-          <w:p>
-            <w:r>
-              <w:rPr>
-                <w:sz w:val="17"/>
-                <w:szCs w:val="17"/>
-              </w:rPr>
-              <w:t>1</w:t>
-            </w:r>
-          </w:p>
-        </w:tc>
-      </w:tr>
-      <w:tr>
-        <w:tc>
-          <w:tcPr>
-            <w:tcW w:w="5722" w:type="dxa"/>
-            <w:tcMar>
-              <w:top w:w="40" w:type="dxa"/>
-              <w:left w:w="90" w:type="dxa"/>
-              <w:bottom w:w="40" w:type="dxa"/>
-              <w:right w:w="90" w:type="dxa"/>
-            </w:tcMar>
-          </w:tcPr>
-          <w:p>
-            <w:r>
-              <w:rPr>
-                <w:rFonts w:ascii="Consolas" w:eastAsia="Consolas" w:hAnsi="Consolas" w:cs="Consolas"/>
-                <w:sz w:val="15"/>
-                <w:szCs w:val="15"/>
-              </w:rPr>
-              <w:t>Venom: Lethal Protector</w:t>
-            </w:r>
-            <w:r>
-              <w:rPr>
-                <w:rFonts w:ascii="Consolas" w:eastAsia="Consolas" w:hAnsi="Consolas" w:cs="Consolas"/>
-                <w:sz w:val="15"/>
-                <w:szCs w:val="15"/>
-              </w:rPr>
-              <w:t xml:space="preserve"> </w:t>
-            </w:r>
-          </w:p>
-        </w:tc>
-        <w:tc>
-          <w:tcPr>
-            <w:tcW w:w="3558" w:type="dxa"/>
-            <w:tcMar>
-              <w:top w:w="40" w:type="dxa"/>
-              <w:left w:w="90" w:type="dxa"/>
-              <w:bottom w:w="40" w:type="dxa"/>
-              <w:right w:w="90" w:type="dxa"/>
-            </w:tcMar>
-          </w:tcPr>
-          <w:p>
-            <w:r>
-              <w:rPr>
-                <w:sz w:val="17"/>
-                <w:szCs w:val="17"/>
-              </w:rPr>
-              <w:t>1</w:t>
-            </w:r>
-          </w:p>
-        </w:tc>
-        <w:tc>
-          <w:tcPr>
-            <w:tcW w:w="800" w:type="dxa"/>
-            <w:tcMar>
-              <w:top w:w="40" w:type="dxa"/>
-              <w:left w:w="90" w:type="dxa"/>
-              <w:bottom w:w="40" w:type="dxa"/>
-              <w:right w:w="90" w:type="dxa"/>
-            </w:tcMar>
-          </w:tcPr>
-          <w:p>
-            <w:r>
-              <w:rPr>
-                <w:sz w:val="17"/>
-                <w:szCs w:val="17"/>
-              </w:rPr>
-              <w:t>1</w:t>
-            </w:r>
-          </w:p>
-        </w:tc>
-      </w:tr>
-      <w:tr>
-        <w:tc>
-          <w:tcPr>
-            <w:tcW w:w="5722" w:type="dxa"/>
-            <w:tcMar>
-              <w:top w:w="40" w:type="dxa"/>
-              <w:left w:w="90" w:type="dxa"/>
-              <w:bottom w:w="40" w:type="dxa"/>
-              <w:right w:w="90" w:type="dxa"/>
-            </w:tcMar>
-          </w:tcPr>
-          <w:p>
-            <w:r>
-              <w:rPr>
-                <w:rFonts w:ascii="Consolas" w:eastAsia="Consolas" w:hAnsi="Consolas" w:cs="Consolas"/>
-                <w:sz w:val="15"/>
-                <w:szCs w:val="15"/>
-              </w:rPr>
-              <w:t>Punisher</w:t>
-            </w:r>
-            <w:r>
-              <w:rPr>
-                <w:sz w:val="17"/>
-                <w:szCs w:val="17"/>
-              </w:rPr>
-              <w:t xml:space="preserve"> (1986 limited)</w:t>
-            </w:r>
-            <w:r>
-              <w:rPr>
-                <w:sz w:val="17"/>
-                <w:szCs w:val="17"/>
-              </w:rPr>
-              <w:t xml:space="preserve"> </w:t>
-            </w:r>
-          </w:p>
-        </w:tc>
-        <w:tc>
-          <w:tcPr>
-            <w:tcW w:w="3558" w:type="dxa"/>
-            <w:tcMar>
-              <w:top w:w="40" w:type="dxa"/>
-              <w:left w:w="90" w:type="dxa"/>
-              <w:bottom w:w="40" w:type="dxa"/>
-              <w:right w:w="90" w:type="dxa"/>
-            </w:tcMar>
-          </w:tcPr>
-          <w:p>
-            <w:r>
-              <w:rPr>
-                <w:sz w:val="17"/>
-                <w:szCs w:val="17"/>
-              </w:rPr>
-              <w:t>1, 2</w:t>
-            </w:r>
-          </w:p>
-        </w:tc>
-        <w:tc>
-          <w:tcPr>
-            <w:tcW w:w="800" w:type="dxa"/>
-            <w:tcMar>
-              <w:top w:w="40" w:type="dxa"/>
-              <w:left w:w="90" w:type="dxa"/>
-              <w:bottom w:w="40" w:type="dxa"/>
-              <w:right w:w="90" w:type="dxa"/>
-            </w:tcMar>
-          </w:tcPr>
-          <w:p>
-            <w:r>
-              <w:rPr>
-                <w:sz w:val="17"/>
-                <w:szCs w:val="17"/>
-              </w:rPr>
-              <w:t>2</w:t>
-            </w:r>
-          </w:p>
-        </w:tc>
-      </w:tr>
-      <w:tr>
-        <w:tc>
-          <w:tcPr>
-            <w:tcW w:w="5722" w:type="dxa"/>
-            <w:tcMar>
-              <w:top w:w="40" w:type="dxa"/>
-              <w:left w:w="90" w:type="dxa"/>
-              <w:bottom w:w="40" w:type="dxa"/>
-              <w:right w:w="90" w:type="dxa"/>
-            </w:tcMar>
-          </w:tcPr>
-          <w:p>
-            <w:r>
-              <w:rPr>
-                <w:rFonts w:ascii="Consolas" w:eastAsia="Consolas" w:hAnsi="Consolas" w:cs="Consolas"/>
-                <w:sz w:val="15"/>
-                <w:szCs w:val="15"/>
-              </w:rPr>
-              <w:t>Punisher War Journal</w:t>
-            </w:r>
-          </w:p>
-        </w:tc>
-        <w:tc>
-          <w:tcPr>
-            <w:tcW w:w="3558" w:type="dxa"/>
-            <w:tcMar>
-              <w:top w:w="40" w:type="dxa"/>
-              <w:left w:w="90" w:type="dxa"/>
-              <w:bottom w:w="40" w:type="dxa"/>
-              <w:right w:w="90" w:type="dxa"/>
-            </w:tcMar>
-          </w:tcPr>
-          <w:p>
-            <w:r>
-              <w:rPr>
-                <w:sz w:val="17"/>
-                <w:szCs w:val="17"/>
-              </w:rPr>
-              <w:t>1, 6</w:t>
-            </w:r>
-          </w:p>
-        </w:tc>
-        <w:tc>
-          <w:tcPr>
-            <w:tcW w:w="800" w:type="dxa"/>
-            <w:tcMar>
-              <w:top w:w="40" w:type="dxa"/>
-              <w:left w:w="90" w:type="dxa"/>
-              <w:bottom w:w="40" w:type="dxa"/>
-              <w:right w:w="90" w:type="dxa"/>
-            </w:tcMar>
-          </w:tcPr>
-          <w:p>
-            <w:r>
-              <w:rPr>
-                <w:sz w:val="17"/>
-                <w:szCs w:val="17"/>
-              </w:rPr>
-              <w:t>2</w:t>
-            </w:r>
-          </w:p>
-        </w:tc>
-      </w:tr>
-      <w:tr>
-        <w:tc>
-          <w:tcPr>
-            <w:tcW w:w="5722" w:type="dxa"/>
-            <w:tcMar>
-              <w:top w:w="40" w:type="dxa"/>
-              <w:left w:w="90" w:type="dxa"/>
-              <w:bottom w:w="40" w:type="dxa"/>
-              <w:right w:w="90" w:type="dxa"/>
-            </w:tcMar>
-          </w:tcPr>
-          <w:p>
-            <w:r>
-              <w:rPr>
-                <w:rFonts w:ascii="Consolas" w:eastAsia="Consolas" w:hAnsi="Consolas" w:cs="Consolas"/>
-                <w:sz w:val="15"/>
-                <w:szCs w:val="15"/>
-              </w:rPr>
-              <w:t>Incredible Hulk</w:t>
-            </w:r>
-          </w:p>
-        </w:tc>
-        <w:tc>
-          <w:tcPr>
-            <w:tcW w:w="3558" w:type="dxa"/>
-            <w:tcMar>
-              <w:top w:w="40" w:type="dxa"/>
-              <w:left w:w="90" w:type="dxa"/>
-              <w:bottom w:w="40" w:type="dxa"/>
-              <w:right w:w="90" w:type="dxa"/>
-            </w:tcMar>
-          </w:tcPr>
-          <w:p>
-            <w:r>
-              <w:rPr>
-                <w:sz w:val="17"/>
-                <w:szCs w:val="17"/>
-              </w:rPr>
-              <w:t>340, 377</w:t>
-            </w:r>
-          </w:p>
-        </w:tc>
-        <w:tc>
-          <w:tcPr>
-            <w:tcW w:w="800" w:type="dxa"/>
-            <w:tcMar>
-              <w:top w:w="40" w:type="dxa"/>
-              <w:left w:w="90" w:type="dxa"/>
-              <w:bottom w:w="40" w:type="dxa"/>
-              <w:right w:w="90" w:type="dxa"/>
-            </w:tcMar>
-          </w:tcPr>
-          <w:p>
-            <w:r>
-              <w:rPr>
-                <w:sz w:val="17"/>
-                <w:szCs w:val="17"/>
-              </w:rPr>
-              <w:t>2</w:t>
-            </w:r>
-          </w:p>
-        </w:tc>
-      </w:tr>
-      <w:tr>
-        <w:tc>
-          <w:tcPr>
-            <w:tcW w:w="5722" w:type="dxa"/>
-            <w:tcMar>
-              <w:top w:w="40" w:type="dxa"/>
-              <w:left w:w="90" w:type="dxa"/>
-              <w:bottom w:w="40" w:type="dxa"/>
-              <w:right w:w="90" w:type="dxa"/>
-            </w:tcMar>
-          </w:tcPr>
-          <w:p>
-            <w:r>
-              <w:rPr>
-                <w:rFonts w:ascii="Consolas" w:eastAsia="Consolas" w:hAnsi="Consolas" w:cs="Consolas"/>
-                <w:sz w:val="15"/>
-                <w:szCs w:val="15"/>
-              </w:rPr>
-              <w:t>Avengers</w:t>
-            </w:r>
-          </w:p>
-        </w:tc>
-        <w:tc>
-          <w:tcPr>
-            <w:tcW w:w="3558" w:type="dxa"/>
-            <w:tcMar>
-              <w:top w:w="40" w:type="dxa"/>
-              <w:left w:w="90" w:type="dxa"/>
-              <w:bottom w:w="40" w:type="dxa"/>
-              <w:right w:w="90" w:type="dxa"/>
-            </w:tcMar>
-          </w:tcPr>
-          <w:p>
-            <w:r>
-              <w:rPr>
-                <w:sz w:val="17"/>
-                <w:szCs w:val="17"/>
-              </w:rPr>
-              <w:t>196, 345</w:t>
-            </w:r>
-          </w:p>
-        </w:tc>
-        <w:tc>
-          <w:tcPr>
-            <w:tcW w:w="800" w:type="dxa"/>
-            <w:tcMar>
-              <w:top w:w="40" w:type="dxa"/>
-              <w:left w:w="90" w:type="dxa"/>
-              <w:bottom w:w="40" w:type="dxa"/>
-              <w:right w:w="90" w:type="dxa"/>
-            </w:tcMar>
-          </w:tcPr>
-          <w:p>
-            <w:r>
-              <w:rPr>
-                <w:sz w:val="17"/>
-                <w:szCs w:val="17"/>
-              </w:rPr>
-              <w:t>2</w:t>
-            </w:r>
-          </w:p>
-        </w:tc>
-      </w:tr>
-      <w:tr>
-        <w:tc>
-          <w:tcPr>
-            <w:tcW w:w="5722" w:type="dxa"/>
-            <w:tcMar>
-              <w:top w:w="40" w:type="dxa"/>
-              <w:left w:w="90" w:type="dxa"/>
-              <w:bottom w:w="40" w:type="dxa"/>
-              <w:right w:w="90" w:type="dxa"/>
-            </w:tcMar>
-          </w:tcPr>
-          <w:p>
-            <w:r>
-              <w:rPr>
-                <w:rFonts w:ascii="Consolas" w:eastAsia="Consolas" w:hAnsi="Consolas" w:cs="Consolas"/>
-                <w:sz w:val="15"/>
-                <w:szCs w:val="15"/>
-              </w:rPr>
-              <w:t>Secret Wars</w:t>
-            </w:r>
-          </w:p>
-        </w:tc>
-        <w:tc>
-          <w:tcPr>
-            <w:tcW w:w="3558" w:type="dxa"/>
-            <w:tcMar>
-              <w:top w:w="40" w:type="dxa"/>
-              <w:left w:w="90" w:type="dxa"/>
-              <w:bottom w:w="40" w:type="dxa"/>
-              <w:right w:w="90" w:type="dxa"/>
-            </w:tcMar>
-          </w:tcPr>
-          <w:p>
-            <w:r>
-              <w:rPr>
-                <w:sz w:val="17"/>
-                <w:szCs w:val="17"/>
-              </w:rPr>
-              <w:t>1, 8</w:t>
-            </w:r>
-          </w:p>
-        </w:tc>
-        <w:tc>
-          <w:tcPr>
-            <w:tcW w:w="800" w:type="dxa"/>
-            <w:tcMar>
-              <w:top w:w="40" w:type="dxa"/>
-              <w:left w:w="90" w:type="dxa"/>
-              <w:bottom w:w="40" w:type="dxa"/>
-              <w:right w:w="90" w:type="dxa"/>
-            </w:tcMar>
-          </w:tcPr>
-          <w:p>
-            <w:r>
-              <w:rPr>
-                <w:sz w:val="17"/>
-                <w:szCs w:val="17"/>
-              </w:rPr>
-              <w:t>2</w:t>
-            </w:r>
-          </w:p>
-        </w:tc>
-      </w:tr>
-      <w:tr>
-        <w:tc>
-          <w:tcPr>
-            <w:tcW w:w="5722" w:type="dxa"/>
-            <w:tcMar>
-              <w:top w:w="40" w:type="dxa"/>
-              <w:left w:w="90" w:type="dxa"/>
-              <w:bottom w:w="40" w:type="dxa"/>
-              <w:right w:w="90" w:type="dxa"/>
-            </w:tcMar>
-          </w:tcPr>
-          <w:p>
-            <w:r>
-              <w:rPr>
-                <w:rFonts w:ascii="Consolas" w:eastAsia="Consolas" w:hAnsi="Consolas" w:cs="Consolas"/>
-                <w:sz w:val="15"/>
-                <w:szCs w:val="15"/>
-              </w:rPr>
-              <w:t>Infinity Gauntlet</w:t>
-            </w:r>
-          </w:p>
-        </w:tc>
-        <w:tc>
-          <w:tcPr>
-            <w:tcW w:w="3558" w:type="dxa"/>
-            <w:tcMar>
-              <w:top w:w="40" w:type="dxa"/>
-              <w:left w:w="90" w:type="dxa"/>
-              <w:bottom w:w="40" w:type="dxa"/>
-              <w:right w:w="90" w:type="dxa"/>
-            </w:tcMar>
-          </w:tcPr>
-          <w:p>
-            <w:r>
-              <w:rPr>
-                <w:sz w:val="17"/>
-                <w:szCs w:val="17"/>
-              </w:rPr>
-              <w:t>1</w:t>
-            </w:r>
-          </w:p>
-        </w:tc>
-        <w:tc>
-          <w:tcPr>
-            <w:tcW w:w="800" w:type="dxa"/>
-            <w:tcMar>
-              <w:top w:w="40" w:type="dxa"/>
-              <w:left w:w="90" w:type="dxa"/>
-              <w:bottom w:w="40" w:type="dxa"/>
-              <w:right w:w="90" w:type="dxa"/>
-            </w:tcMar>
-          </w:tcPr>
-          <w:p>
-            <w:r>
-              <w:rPr>
-                <w:sz w:val="17"/>
-                <w:szCs w:val="17"/>
-              </w:rPr>
-              <w:t>1</w:t>
-            </w:r>
-          </w:p>
-        </w:tc>
-      </w:tr>
-      <w:tr>
-        <w:tc>
-          <w:tcPr>
-            <w:tcW w:w="5722" w:type="dxa"/>
-            <w:tcMar>
-              <w:top w:w="40" w:type="dxa"/>
-              <w:left w:w="90" w:type="dxa"/>
-              <w:bottom w:w="40" w:type="dxa"/>
-              <w:right w:w="90" w:type="dxa"/>
-            </w:tcMar>
-          </w:tcPr>
-          <w:p>
-            <w:r>
-              <w:rPr>
-                <w:rFonts w:ascii="Consolas" w:eastAsia="Consolas" w:hAnsi="Consolas" w:cs="Consolas"/>
-                <w:sz w:val="15"/>
-                <w:szCs w:val="15"/>
-              </w:rPr>
-              <w:t>Silver Surfer</w:t>
-            </w:r>
-            <w:r>
-              <w:rPr>
-                <w:sz w:val="17"/>
-                <w:szCs w:val="17"/>
-              </w:rPr>
-              <w:t xml:space="preserve"> (1987)</w:t>
-            </w:r>
-          </w:p>
-        </w:tc>
-        <w:tc>
-          <w:tcPr>
-            <w:tcW w:w="3558" w:type="dxa"/>
-            <w:tcMar>
-              <w:top w:w="40" w:type="dxa"/>
-              <w:left w:w="90" w:type="dxa"/>
-              <w:bottom w:w="40" w:type="dxa"/>
-              <w:right w:w="90" w:type="dxa"/>
-            </w:tcMar>
-          </w:tcPr>
-          <w:p>
-            <w:r>
-              <w:rPr>
-                <w:sz w:val="17"/>
-                <w:szCs w:val="17"/>
-              </w:rPr>
-              <w:t>34, 44</w:t>
-            </w:r>
-          </w:p>
-        </w:tc>
-        <w:tc>
-          <w:tcPr>
-            <w:tcW w:w="800" w:type="dxa"/>
-            <w:tcMar>
-              <w:top w:w="40" w:type="dxa"/>
-              <w:left w:w="90" w:type="dxa"/>
-              <w:bottom w:w="40" w:type="dxa"/>
-              <w:right w:w="90" w:type="dxa"/>
-            </w:tcMar>
-          </w:tcPr>
-          <w:p>
-            <w:r>
-              <w:rPr>
-                <w:sz w:val="17"/>
-                <w:szCs w:val="17"/>
-              </w:rPr>
-              <w:t>2</w:t>
-            </w:r>
-          </w:p>
-        </w:tc>
-      </w:tr>
-      <w:tr>
-        <w:tc>
-          <w:tcPr>
-            <w:tcW w:w="5722" w:type="dxa"/>
-            <w:tcMar>
-              <w:top w:w="40" w:type="dxa"/>
-              <w:left w:w="90" w:type="dxa"/>
-              <w:bottom w:w="40" w:type="dxa"/>
-              <w:right w:w="90" w:type="dxa"/>
-            </w:tcMar>
-          </w:tcPr>
-          <w:p>
-            <w:r>
-              <w:rPr>
-                <w:rFonts w:ascii="Consolas" w:eastAsia="Consolas" w:hAnsi="Consolas" w:cs="Consolas"/>
-                <w:sz w:val="15"/>
-                <w:szCs w:val="15"/>
-              </w:rPr>
-              <w:t>Ultimate Fallout</w:t>
-            </w:r>
-          </w:p>
-        </w:tc>
-        <w:tc>
-          <w:tcPr>
-            <w:tcW w:w="3558" w:type="dxa"/>
-            <w:tcMar>
-              <w:top w:w="40" w:type="dxa"/>
-              <w:left w:w="90" w:type="dxa"/>
-              <w:bottom w:w="40" w:type="dxa"/>
-              <w:right w:w="90" w:type="dxa"/>
-            </w:tcMar>
-          </w:tcPr>
-          <w:p>
-            <w:r>
-              <w:rPr>
-                <w:sz w:val="17"/>
-                <w:szCs w:val="17"/>
-              </w:rPr>
-              <w:t>4</w:t>
-            </w:r>
-          </w:p>
-        </w:tc>
-        <w:tc>
-          <w:tcPr>
-            <w:tcW w:w="800" w:type="dxa"/>
-            <w:tcMar>
-              <w:top w:w="40" w:type="dxa"/>
-              <w:left w:w="90" w:type="dxa"/>
-              <w:bottom w:w="40" w:type="dxa"/>
-              <w:right w:w="90" w:type="dxa"/>
-            </w:tcMar>
-          </w:tcPr>
-          <w:p>
-            <w:r>
-              <w:rPr>
-                <w:sz w:val="17"/>
-                <w:szCs w:val="17"/>
-              </w:rPr>
-              <w:t>1</w:t>
-            </w:r>
-          </w:p>
-        </w:tc>
-      </w:tr>
-      <w:tr>
-        <w:tc>
-          <w:tcPr>
-            <w:tcW w:w="5722" w:type="dxa"/>
-            <w:tcMar>
-              <w:top w:w="40" w:type="dxa"/>
-              <w:left w:w="90" w:type="dxa"/>
-              <w:bottom w:w="40" w:type="dxa"/>
-              <w:right w:w="90" w:type="dxa"/>
-            </w:tcMar>
-          </w:tcPr>
-          <w:p>
-            <w:r>
-              <w:rPr>
-                <w:rFonts w:ascii="Consolas" w:eastAsia="Consolas" w:hAnsi="Consolas" w:cs="Consolas"/>
-                <w:sz w:val="15"/>
-                <w:szCs w:val="15"/>
-              </w:rPr>
-              <w:t>Ultimate Spider-Man</w:t>
-            </w:r>
-          </w:p>
-        </w:tc>
-        <w:tc>
-          <w:tcPr>
-            <w:tcW w:w="3558" w:type="dxa"/>
-            <w:tcMar>
-              <w:top w:w="40" w:type="dxa"/>
-              <w:left w:w="90" w:type="dxa"/>
-              <w:bottom w:w="40" w:type="dxa"/>
-              <w:right w:w="90" w:type="dxa"/>
-            </w:tcMar>
-          </w:tcPr>
-          <w:p>
-            <w:r>
-              <w:rPr>
-                <w:sz w:val="17"/>
-                <w:szCs w:val="17"/>
-              </w:rPr>
-              <w:t>1</w:t>
-            </w:r>
-          </w:p>
-        </w:tc>
-        <w:tc>
-          <w:tcPr>
-            <w:tcW w:w="800" w:type="dxa"/>
-            <w:tcMar>
-              <w:top w:w="40" w:type="dxa"/>
-              <w:left w:w="90" w:type="dxa"/>
-              <w:bottom w:w="40" w:type="dxa"/>
-              <w:right w:w="90" w:type="dxa"/>
-            </w:tcMar>
-          </w:tcPr>
-          <w:p>
-            <w:r>
-              <w:rPr>
-                <w:sz w:val="17"/>
-                <w:szCs w:val="17"/>
-              </w:rPr>
-              <w:t>1</w:t>
-            </w:r>
-          </w:p>
-        </w:tc>
-      </w:tr>
-      <w:tr>
-        <w:tc>
-          <w:tcPr>
-            <w:tcW w:w="5722" w:type="dxa"/>
-            <w:tcMar>
-              <w:top w:w="40" w:type="dxa"/>
-              <w:left w:w="90" w:type="dxa"/>
-              <w:bottom w:w="40" w:type="dxa"/>
-              <w:right w:w="90" w:type="dxa"/>
-            </w:tcMar>
-          </w:tcPr>
-          <w:p>
-            <w:r>
-              <w:rPr>
-                <w:rFonts w:ascii="Consolas" w:eastAsia="Consolas" w:hAnsi="Consolas" w:cs="Consolas"/>
-                <w:sz w:val="15"/>
-                <w:szCs w:val="15"/>
-              </w:rPr>
-              <w:t>Miles Morales: Spider-Man</w:t>
-            </w:r>
-          </w:p>
-        </w:tc>
-        <w:tc>
-          <w:tcPr>
-            <w:tcW w:w="3558" w:type="dxa"/>
-            <w:tcMar>
-              <w:top w:w="40" w:type="dxa"/>
-              <w:left w:w="90" w:type="dxa"/>
-              <w:bottom w:w="40" w:type="dxa"/>
-              <w:right w:w="90" w:type="dxa"/>
-            </w:tcMar>
-          </w:tcPr>
-          <w:p>
-            <w:r>
-              <w:rPr>
-                <w:sz w:val="17"/>
-                <w:szCs w:val="17"/>
-              </w:rPr>
-              <w:t>1</w:t>
-            </w:r>
-          </w:p>
-        </w:tc>
-        <w:tc>
-          <w:tcPr>
-            <w:tcW w:w="800" w:type="dxa"/>
-            <w:tcMar>
-              <w:top w:w="40" w:type="dxa"/>
-              <w:left w:w="90" w:type="dxa"/>
-              <w:bottom w:w="40" w:type="dxa"/>
-              <w:right w:w="90" w:type="dxa"/>
-            </w:tcMar>
-          </w:tcPr>
-          <w:p>
-            <w:r>
-              <w:rPr>
-                <w:sz w:val="17"/>
-                <w:szCs w:val="17"/>
-              </w:rPr>
-              <w:t>1</w:t>
-            </w:r>
-          </w:p>
-        </w:tc>
-      </w:tr>
-      <w:tr>
-        <w:tc>
-          <w:tcPr>
-            <w:tcW w:w="5722" w:type="dxa"/>
-            <w:tcMar>
-              <w:top w:w="40" w:type="dxa"/>
-              <w:left w:w="90" w:type="dxa"/>
-              <w:bottom w:w="40" w:type="dxa"/>
-              <w:right w:w="90" w:type="dxa"/>
-            </w:tcMar>
-          </w:tcPr>
-          <w:p>
-            <w:r>
-              <w:rPr>
-                <w:rFonts w:ascii="Consolas" w:eastAsia="Consolas" w:hAnsi="Consolas" w:cs="Consolas"/>
-                <w:sz w:val="15"/>
-                <w:szCs w:val="15"/>
-              </w:rPr>
-              <w:t>Ms. Marvel</w:t>
-            </w:r>
-            <w:r>
-              <w:rPr>
-                <w:sz w:val="17"/>
-                <w:szCs w:val="17"/>
-              </w:rPr>
-              <w:t xml:space="preserve"> (2014)</w:t>
-            </w:r>
-          </w:p>
-        </w:tc>
-        <w:tc>
-          <w:tcPr>
-            <w:tcW w:w="3558" w:type="dxa"/>
-            <w:tcMar>
-              <w:top w:w="40" w:type="dxa"/>
-              <w:left w:w="90" w:type="dxa"/>
-              <w:bottom w:w="40" w:type="dxa"/>
-              <w:right w:w="90" w:type="dxa"/>
-            </w:tcMar>
-          </w:tcPr>
-          <w:p>
-            <w:r>
-              <w:rPr>
-                <w:sz w:val="17"/>
-                <w:szCs w:val="17"/>
-              </w:rPr>
-              <w:t>1</w:t>
-            </w:r>
-          </w:p>
-        </w:tc>
-        <w:tc>
-          <w:tcPr>
-            <w:tcW w:w="800" w:type="dxa"/>
-            <w:tcMar>
-              <w:top w:w="40" w:type="dxa"/>
-              <w:left w:w="90" w:type="dxa"/>
-              <w:bottom w:w="40" w:type="dxa"/>
-              <w:right w:w="90" w:type="dxa"/>
-            </w:tcMar>
-          </w:tcPr>
-          <w:p>
-            <w:r>
-              <w:rPr>
-                <w:sz w:val="17"/>
-                <w:szCs w:val="17"/>
-              </w:rPr>
-              <w:t>1</w:t>
-            </w:r>
-          </w:p>
-        </w:tc>
-      </w:tr>
-      <w:tr>
-        <w:tc>
-          <w:tcPr>
-            <w:tcW w:w="5722" w:type="dxa"/>
-            <w:tcMar>
-              <w:top w:w="40" w:type="dxa"/>
-              <w:left w:w="90" w:type="dxa"/>
-              <w:bottom w:w="40" w:type="dxa"/>
-              <w:right w:w="90" w:type="dxa"/>
-            </w:tcMar>
-          </w:tcPr>
-          <w:p>
-            <w:r>
-              <w:rPr>
-                <w:rFonts w:ascii="Consolas" w:eastAsia="Consolas" w:hAnsi="Consolas" w:cs="Consolas"/>
-                <w:sz w:val="15"/>
-                <w:szCs w:val="15"/>
-              </w:rPr>
-              <w:t>Immortal Hulk</w:t>
-            </w:r>
-          </w:p>
-        </w:tc>
-        <w:tc>
-          <w:tcPr>
-            <w:tcW w:w="3558" w:type="dxa"/>
-            <w:tcMar>
-              <w:top w:w="40" w:type="dxa"/>
-              <w:left w:w="90" w:type="dxa"/>
-              <w:bottom w:w="40" w:type="dxa"/>
-              <w:right w:w="90" w:type="dxa"/>
-            </w:tcMar>
-          </w:tcPr>
-          <w:p>
-            <w:r>
-              <w:rPr>
-                <w:sz w:val="17"/>
-                <w:szCs w:val="17"/>
-              </w:rPr>
-              <w:t>1</w:t>
-            </w:r>
-          </w:p>
-        </w:tc>
-        <w:tc>
-          <w:tcPr>
-            <w:tcW w:w="800" w:type="dxa"/>
-            <w:tcMar>
-              <w:top w:w="40" w:type="dxa"/>
-              <w:left w:w="90" w:type="dxa"/>
-              <w:bottom w:w="40" w:type="dxa"/>
-              <w:right w:w="90" w:type="dxa"/>
-            </w:tcMar>
-          </w:tcPr>
-          <w:p>
-            <w:r>
-              <w:rPr>
-                <w:sz w:val="17"/>
-                <w:szCs w:val="17"/>
-              </w:rPr>
-              <w:t>1</w:t>
-            </w:r>
-          </w:p>
-        </w:tc>
-      </w:tr>
-      <w:tr>
-        <w:tc>
-          <w:tcPr>
-            <w:tcW w:w="5722" w:type="dxa"/>
-            <w:tcMar>
-              <w:top w:w="40" w:type="dxa"/>
-              <w:left w:w="90" w:type="dxa"/>
-              <w:bottom w:w="40" w:type="dxa"/>
-              <w:right w:w="90" w:type="dxa"/>
-            </w:tcMar>
-          </w:tcPr>
-          <w:p>
-            <w:r>
-              <w:rPr>
-                <w:rFonts w:ascii="Consolas" w:eastAsia="Consolas" w:hAnsi="Consolas" w:cs="Consolas"/>
-                <w:sz w:val="15"/>
-                <w:szCs w:val="15"/>
-              </w:rPr>
-              <w:t>Alpha Flight</w:t>
             </w:r>
           </w:p>
         </w:tc>
@@ -17117,7 +16306,7 @@
           <w:sz w:val="30"/>
           <w:szCs w:val="30"/>
         </w:rPr>
-        <w:t>5. Bench — promote when a Daily Core slot frees up</w:t>
+        <w:t>5. Bench — RE-DERIVED 2026-08-17. It has four members, not ten.</w:t>
       </w:r>
     </w:p>
     <w:p>
@@ -17125,7 +16314,7 @@
         <w:spacing w:before="60" w:after="120"/>
       </w:pPr>
       <w:r>
-        <w:t>When a §2A key clears ≥10 comps / ≥5 graded, retire it and pull the next one in:</w:t>
+        <w:t>Derived instead from the tracker: keys with real trading volume (≥40 raw comps) and fewer than 5 graded comps at 9.4+. The sweep returned 30 candidates and 26 are pre-1975, where high-grade copies barely exist and capture cannot help. The four where the census supports high grade:</w:t>
       </w:r>
     </w:p>
     <w:p>
@@ -17138,7 +16327,7 @@
           <w:b/>
           <w:bCs/>
         </w:rPr>
-        <w:t xml:space="preserve">1. </w:t>
+        <w:t>1. Saga of the Swamp Thing 1 (1982) — 95 raw, 3 graded, 2 at 9.4+ 🎓</w:t>
       </w:r>
       <w:r>
         <w:rPr>
@@ -17146,11 +16335,8 @@
           <w:sz w:val="18"/>
           <w:szCs w:val="18"/>
         </w:rPr>
-        <w:t>Marvel Spotlight 5</w:t>
-      </w:r>
-      <w:r>
-        <w:t xml:space="preserve"> (1st Ghost Rider) 🎓</w:t>
-      </w:r>
+      </w:r>
+      <w:r/>
     </w:p>
     <w:p>
       <w:pPr>
@@ -17162,7 +16348,7 @@
           <w:b/>
           <w:bCs/>
         </w:rPr>
-        <w:t xml:space="preserve">2. </w:t>
+        <w:t>2. Wolverine 3 (1983 limited) ⚠️yr — 78 raw, 5 graded, 2 at 9.4+ 🎓</w:t>
       </w:r>
       <w:r>
         <w:rPr>
@@ -17170,11 +16356,8 @@
           <w:sz w:val="18"/>
           <w:szCs w:val="18"/>
         </w:rPr>
-        <w:t>House of Secrets 92</w:t>
-      </w:r>
-      <w:r>
-        <w:t xml:space="preserve"> (1st Swamp Thing) 🎓</w:t>
-      </w:r>
+      </w:r>
+      <w:r/>
     </w:p>
     <w:p>
       <w:pPr>
@@ -17186,7 +16369,7 @@
           <w:b/>
           <w:bCs/>
         </w:rPr>
-        <w:t xml:space="preserve">3. </w:t>
+        <w:t>3. That Texas Blood 1 (2020) — 83 raw, 1 graded, 1 at 9.4+ 🎓</w:t>
       </w:r>
       <w:r>
         <w:rPr>
@@ -17194,11 +16377,8 @@
           <w:sz w:val="18"/>
           <w:szCs w:val="18"/>
         </w:rPr>
-        <w:t>Uncanny X-Men 101</w:t>
-      </w:r>
-      <w:r>
-        <w:t xml:space="preserve"> (Phoenix) 🎓</w:t>
-      </w:r>
+      </w:r>
+      <w:r/>
     </w:p>
     <w:p>
       <w:pPr>
@@ -17210,7 +16390,7 @@
           <w:b/>
           <w:bCs/>
         </w:rPr>
-        <w:t xml:space="preserve">4. </w:t>
+        <w:t>4. Sex Criminals 1 (2013) — 73 raw, 4 graded, 4 at 9.4+ 🎓</w:t>
       </w:r>
       <w:r>
         <w:rPr>
@@ -17218,11 +16398,8 @@
           <w:sz w:val="18"/>
           <w:szCs w:val="18"/>
         </w:rPr>
-        <w:t>Uncanny X-Men 141</w:t>
-      </w:r>
-      <w:r>
-        <w:t xml:space="preserve"> (Days of Future Past) 🎓</w:t>
-      </w:r>
+      </w:r>
+      <w:r/>
     </w:p>
     <w:p>
       <w:pPr>
@@ -17234,7 +16411,7 @@
           <w:b/>
           <w:bCs/>
         </w:rPr>
-        <w:t xml:space="preserve">5. </w:t>
+        <w:t>Two further candidates are already covered by §2B and are deliberately not duplicated here: Absolute Superman 8 and Absolute Wonder Woman 10, both at 1 graded comp.</w:t>
       </w:r>
       <w:r>
         <w:rPr>
@@ -17242,11 +16419,8 @@
           <w:sz w:val="18"/>
           <w:szCs w:val="18"/>
         </w:rPr>
-        <w:t>Amazing Spider-Man 194</w:t>
-      </w:r>
-      <w:r>
-        <w:t xml:space="preserve"> (1st Black Cat) 🎓</w:t>
-      </w:r>
+      </w:r>
+      <w:r/>
     </w:p>
     <w:p>
       <w:pPr>
@@ -17258,7 +16432,7 @@
           <w:b/>
           <w:bCs/>
         </w:rPr>
-        <w:t xml:space="preserve">6. </w:t>
+        <w:t>⚠️ PROVISIONAL — the GRADE BAND may be wrong. This was derived at 9.4+. lookup_demand cannot tell us which grades users ask about: 725 of 821 rows carry requested_grade 5.0, which is the endpoint's own DEFAULT and not a choice. Excluding it leaves 96 rows, clustering at 8.5–9.0 rather than 9.8. Re-derive at 8.0–9.0 before treating this bench as settled.</w:t>
       </w:r>
       <w:r>
         <w:rPr>
@@ -17266,11 +16440,8 @@
           <w:sz w:val="18"/>
           <w:szCs w:val="18"/>
         </w:rPr>
-        <w:t>Fantastic Four 52</w:t>
-      </w:r>
-      <w:r>
-        <w:t xml:space="preserve"> (1st Black Panther) 🎓</w:t>
-      </w:r>
+      </w:r>
+      <w:r/>
     </w:p>
     <w:p>
       <w:pPr>
@@ -17282,7 +16453,7 @@
           <w:b/>
           <w:bCs/>
         </w:rPr>
-        <w:t xml:space="preserve">7. </w:t>
+        <w:t>⚠️ THE FINDING MATTERS MORE THAN THE FOUR NAMES: outside the census-empty pre-1975 population, this corpus has very little that is both actively traded and genuinely thin. The bench is nearly empty because the depth problem is nearly solved. If a future sweep also returns almost nothing, that is the answer — do not pad it with famous titles.</w:t>
       </w:r>
       <w:r>
         <w:rPr>
@@ -17290,11 +16461,8 @@
           <w:sz w:val="18"/>
           <w:szCs w:val="18"/>
         </w:rPr>
-        <w:t>Avengers 196</w:t>
-      </w:r>
-      <w:r>
-        <w:t xml:space="preserve"> (1st Taskmaster) 🎓</w:t>
-      </w:r>
+      </w:r>
+      <w:r/>
     </w:p>
     <w:p>
       <w:pPr>
@@ -17306,7 +16474,6 @@
           <w:b/>
           <w:bCs/>
         </w:rPr>
-        <w:t xml:space="preserve">8. </w:t>
       </w:r>
       <w:r>
         <w:rPr>
@@ -17314,11 +16481,8 @@
           <w:sz w:val="18"/>
           <w:szCs w:val="18"/>
         </w:rPr>
-        <w:t>Uncanny X-Men 201</w:t>
-      </w:r>
-      <w:r>
-        <w:t xml:space="preserve"> (1st Cable cameo) 🎓</w:t>
-      </w:r>
+      </w:r>
+      <w:r/>
     </w:p>
     <w:p>
       <w:pPr>
@@ -17330,7 +16494,6 @@
           <w:b/>
           <w:bCs/>
         </w:rPr>
-        <w:t xml:space="preserve">9. </w:t>
       </w:r>
       <w:r>
         <w:rPr>
@@ -17338,11 +16501,8 @@
           <w:sz w:val="18"/>
           <w:szCs w:val="18"/>
         </w:rPr>
-        <w:t>Batman 366</w:t>
-      </w:r>
-      <w:r>
-        <w:t xml:space="preserve"> (1st Jason Todd as Robin) 🎓</w:t>
-      </w:r>
+      </w:r>
+      <w:r/>
     </w:p>
     <w:p>
       <w:pPr>
@@ -17373,7 +16533,7 @@
         <w:spacing w:before="60" w:after="120"/>
       </w:pPr>
       <w:r>
-        <w:t>Anything promoted from §4 outranks this bench — real demand beats a guess.</w:t>
+        <w:t>Anything promoted from §4 outranks this bench — real demand beats a guess, and the previous ten are what a guess looks like.</w:t>
       </w:r>
     </w:p>
     <w:p>
@@ -17408,72 +16568,54 @@
         <w:spacing w:before="60" w:after="120"/>
       </w:pPr>
       <w:r>
-        <w:t xml:space="preserve">Whatnot is </w:t>
+        <w:t>⚰️ DEAD (stated here until 2026-08-17): "its capture range ends 2026-07-01 — roughly a month dark" and "1. Confirm the Whatnot extension is actually running." REPLACED BY: Whatnot is RUNNING. Measured 2026-08-17: 10,051 rows, most recent capture 2026-08-17, 88 rows in the last 30 days across 14 active days in 60. REASON: it was never an outage — it is a CADENCE. CCExtensions/whatnot-valuator/manifest.json matches https://www.whatnot.com/live/* ONLY, so the content script runs only while a live stream page is open, and rows accrue in bursts tied to streams actually being watched: 62 rows on 2026-08-06, 9 on 08-16, 5 on 08-17, nothing on most days. The question is therefore not "is it running" but "how often is a stream open", and the answer is a handful of days a month. At 88 rows per 30 days against eBay's 199,692 over the same window, Whatnot is roughly 0.04% of current intake. Item 2 below is unchanged and remains the real blocker.</w:t>
       </w:r>
       <w:r>
         <w:rPr>
           <w:b/>
           <w:bCs/>
         </w:rPr>
-        <w:t>9,963 rows / 12.2% of the corpus</w:t>
-      </w:r>
-      <w:r>
-        <w:t xml:space="preserve"> (</w:t>
-      </w:r>
+      </w:r>
+      <w:r/>
       <w:r>
         <w:rPr>
           <w:rFonts w:ascii="Consolas" w:eastAsia="Consolas" w:hAnsi="Consolas" w:cs="Consolas"/>
           <w:sz w:val="18"/>
           <w:szCs w:val="18"/>
         </w:rPr>
-        <w:t>market_sales</w:t>
-      </w:r>
-      <w:r>
-        <w:t xml:space="preserve">, which is 100% Whatnot; </w:t>
-      </w:r>
+      </w:r>
+      <w:r/>
       <w:r>
         <w:rPr>
           <w:rFonts w:ascii="Consolas" w:eastAsia="Consolas" w:hAnsi="Consolas" w:cs="Consolas"/>
           <w:sz w:val="18"/>
           <w:szCs w:val="18"/>
         </w:rPr>
-        <w:t>sales_market.py:127</w:t>
-      </w:r>
-      <w:r>
-        <w:t xml:space="preserve"> defaults </w:t>
-      </w:r>
+      </w:r>
+      <w:r/>
       <w:r>
         <w:rPr>
           <w:rFonts w:ascii="Consolas" w:eastAsia="Consolas" w:hAnsi="Consolas" w:cs="Consolas"/>
           <w:sz w:val="18"/>
           <w:szCs w:val="18"/>
         </w:rPr>
-        <w:t>source</w:t>
-      </w:r>
-      <w:r>
-        <w:t xml:space="preserve"> to </w:t>
-      </w:r>
+      </w:r>
+      <w:r/>
       <w:r>
         <w:rPr>
           <w:rFonts w:ascii="Consolas" w:eastAsia="Consolas" w:hAnsi="Consolas" w:cs="Consolas"/>
           <w:sz w:val="18"/>
           <w:szCs w:val="18"/>
         </w:rPr>
-        <w:t>'whatnot'</w:t>
-      </w:r>
-      <w:r>
-        <w:t xml:space="preserve">). Per the 2026-08-01 state record its capture range ends </w:t>
-      </w:r>
+      </w:r>
+      <w:r/>
       <w:r>
         <w:rPr>
           <w:b/>
           <w:bCs/>
         </w:rPr>
-        <w:t>2026-07-01</w:t>
-      </w:r>
-      <w:r>
-        <w:t xml:space="preserve"> — roughly a month dark, while eBay added ~33,300 rows over the same stretch.</w:t>
-      </w:r>
+      </w:r>
+      <w:r/>
     </w:p>
     <w:p>
       <w:pPr>

--- a/docs/EBAY_CAPTURE_SCHEDULE.docx
+++ b/docs/EBAY_CAPTURE_SCHEDULE.docx
@@ -280,7 +280,7 @@
         <w:pStyle w:val="Heading1"/>
       </w:pPr>
       <w:r>
-        <w:t>0. CURRENT POSTURE — DEPTH WALK PAUSED, 2026-08-17</w:t>
+        <w:t>0. READ THIS FIRST — CAPTURE IS PAUSED (2026-08-17)</w:t>
       </w:r>
     </w:p>
     <w:p>
@@ -288,7 +288,7 @@
         <w:pStyle w:val="Heading1"/>
       </w:pPr>
       <w:r>
-        <w:t>⚠️ STOP. Do not start walking this schedule without reading this section. It is not a suggestion about pace; the list below is finished and walking it produces duplicates.</w:t>
+        <w:t>Don't start walking this schedule. The keys in it are done. Searching them again mostly returns sales we already have.</w:t>
       </w:r>
     </w:p>
     <w:p>
@@ -296,7 +296,7 @@
         <w:pStyle w:val="Heading1"/>
       </w:pPr>
       <w:r>
-        <w:t>MEASURED 2026-08-17, read-only through the production comp predicate: all 34 keys tested against §1 have CLEARED it — 9 of 9 §2A, 15 of 15 §2C, and 10 of 10 §5 bench keys that were never walked. New-key share fell monotonically from 57.5% to 30.1% across the 12 capture days ending 2026-08-17. A smooth decline is saturation; a cliff would be something breaking. Nothing is breaking. Duplicates are also NOT being stored — 271,344 rows against 271,344 distinct ebay_item_id under a unique index, so the extension's dupe counter is reporting correct rejections.</w:t>
+        <w:t>WHY IT IS PAUSED</w:t>
       </w:r>
     </w:p>
     <w:p>
@@ -304,7 +304,7 @@
         <w:pStyle w:val="Heading1"/>
       </w:pPr>
       <w:r>
-        <w:t>⚠️ THE BINDING CONSTRAINT IS NO LONGER DEPTH. IT IS COMP-POOL IDENTITY. Action Comics #1 holds 13 graded comps at 9.6+ and not one is the 1938 book (1976 Safeguard reprints, the 1987 Annual, the 2011 New 52, the 2025 relaunch, and "Action Comics Vol 1 484" whose "Vol 1" was parsed as the issue number). Amazing Fantasy #15 holds 24 and not one is the 1962 book (Marvel Milestone reprints, the 2004 Amadeus Cho series, a metal replica, and a "Facsimilie" whose misspelling walks straight through the %facsimile% filter). Walking either again adds more wrong books to a wrong pool.</w:t>
+        <w:t>On 2026-08-17 I checked all 34 keys in the daily core and on the bench, counting sales the same way the site counts them. Every single one has hit its target — all 9 in §2A, all 15 in §2C, and all 10 on the §5 bench. The bench ones are the tell: nobody has ever walked them. They filled up on their own, out of the results of other searches.</w:t>
       </w:r>
     </w:p>
     <w:p>
@@ -312,7 +312,7 @@
         <w:pStyle w:val="Heading1"/>
       </w:pPr>
       <w:r>
-        <w:t>STILL RUNNING — §2B freshness on actively-shipping runs. Those pools are clean (a single title_year), prices move weekly, and the interior issues still have real gaps: Absolute Superman #2, #5, #6, #9, #11, #12 and Absolute Wonder Woman #2, #3, #8, #9, #12 hold ZERO graded comps. This block is still earning its place.</w:t>
+        <w:t>The duplicates you are seeing are real, and they are being handled correctly. Nothing is broken. The database holds 271,344 sales and 271,344 different eBay item numbers — not one duplicate has ever been saved. The "dupes" number in the extension is counting sales it correctly refused, which is what it should do.</w:t>
       </w:r>
     </w:p>
     <w:p>
@@ -320,7 +320,7 @@
         <w:pStyle w:val="Heading1"/>
       </w:pPr>
       <w:r>
-        <w:t>PAUSED — §2A (retired outright, below), §2C depth grinding, and the §3 rotating blocks for DEPTH purposes. §3 remains the reference list for when capture resumes; it is not deleted.</w:t>
+        <w:t>Here is the clearest sign this is the list running dry rather than something failing. Each day I counted how many comics got their very first sale recorded that day. On Aug 2 it was 57 out of every 100 comics touched. By Aug 17 it was 30 out of every 100. It slid down a little further every single day. That is what a finished list looks like. If something had broken instead, it would have dropped off a cliff on one particular day.</w:t>
       </w:r>
     </w:p>
     <w:p>
@@ -328,7 +328,87 @@
         <w:pStyle w:val="Heading1"/>
       </w:pPr>
       <w:r>
-        <w:t>RESUME WHEN — the identity defects named in §1a are fixed, or a §4 promotion fires against real cold traffic. Whichever comes first. Re-run the §1 tracker before resuming; do not assume this posture is still current.</w:t>
+        <w:t>THE REAL PROBLEM NOW IS A DIFFERENT ONE, AND IT IS WORSE</w:t>
+      </w:r>
+    </w:p>
+    <w:p>
+      <w:pPr>
+        <w:pStyle w:val="Heading1"/>
+      </w:pPr>
+      <w:r>
+        <w:t>Getting more sales is no longer the issue. Whether the sales we already have are even the right comic — that is the issue.</w:t>
+      </w:r>
+    </w:p>
+    <w:p>
+      <w:pPr>
+        <w:pStyle w:val="Heading1"/>
+      </w:pPr>
+      <w:r>
+        <w:t>Action Comics #1 has 13 graded sales at 9.6 and above. Not one of them is the 1938 Superman comic. They are: 1976 Safeguard giveaway reprints, the 1987 Annual, the 2011 New 52 #1, three printings of the 2025 relaunch, a Loot Crate edition, and a listing titled "Action Comics Vol 1 484" where our software read the "Vol 1" and filed it as issue #1.</w:t>
+      </w:r>
+    </w:p>
+    <w:p>
+      <w:pPr>
+        <w:pStyle w:val="Heading1"/>
+      </w:pPr>
+      <w:r>
+        <w:t>Amazing Fantasy #15 has 24 graded sales at 9.6 and above. Not one is the 1962 first Spider-Man. They are: 1992 Marvel Milestone reprints, five sales of the 2004 Amazing Fantasy #15 (a completely different comic — first Amadeus Cho), a solid-metal replica, and a facsimile whose seller spelled it "Facsimilie". That misspelling slipped straight past our filter, because the filter only blocks the word spelled correctly.</w:t>
+      </w:r>
+    </w:p>
+    <w:p>
+      <w:pPr>
+        <w:pStyle w:val="Heading1"/>
+      </w:pPr>
+      <w:r>
+        <w:t>So searching either of those again just piles more wrong comics into a pool that is already wrong. That is the reason for the pause.</w:t>
+      </w:r>
+    </w:p>
+    <w:p>
+      <w:pPr>
+        <w:pStyle w:val="Heading1"/>
+      </w:pPr>
+      <w:r>
+        <w:t>WHAT TO KEEP DOING</w:t>
+      </w:r>
+    </w:p>
+    <w:p>
+      <w:pPr>
+        <w:pStyle w:val="Heading1"/>
+      </w:pPr>
+      <w:r>
+        <w:t>Keep running §2B — the Absolute Batman, Absolute Superman and Absolute Wonder Woman runs. That block is still worth the time. Its sales are clean (they all come from one publication year), the prices genuinely move week to week, and there are real holes to fill: Absolute Superman #2, #5, #6, #9, #11 and #12, and Absolute Wonder Woman #2, #3, #8, #9 and #12, have no graded sales at all.</w:t>
+      </w:r>
+    </w:p>
+    <w:p>
+      <w:pPr>
+        <w:pStyle w:val="Heading1"/>
+      </w:pPr>
+      <w:r>
+        <w:t>WHAT TO STOP DOING</w:t>
+      </w:r>
+    </w:p>
+    <w:p>
+      <w:pPr>
+        <w:pStyle w:val="Heading1"/>
+      </w:pPr>
+      <w:r>
+        <w:t>§2A is retired outright — see below. Stop grinding §2C for depth, and stop the §3 rotating days for depth. §3 stays in this document as the reference list for when capture starts up again. Do not delete it.</w:t>
+      </w:r>
+    </w:p>
+    <w:p>
+      <w:pPr>
+        <w:pStyle w:val="Heading1"/>
+      </w:pPr>
+      <w:r>
+        <w:t>WHEN TO START AGAIN</w:t>
+      </w:r>
+    </w:p>
+    <w:p>
+      <w:pPr>
+        <w:pStyle w:val="Heading1"/>
+      </w:pPr>
+      <w:r>
+        <w:t>Either when the wrong-comic problem described in §1a is fixed, or when real advertising traffic starts and §4 promotes a comic somebody actually looked up. Whichever comes first. Re-run the §1 check before resuming — do not assume this page is still accurate.</w:t>
       </w:r>
     </w:p>
     <w:p>
@@ -734,31 +814,67 @@
     <w:p>
       <w:pPr/>
       <w:r>
-        <w:t>1a. IDENTITY CONDITION — SPECIFIED, AND BLOCKED. Added 2026-08-17.</w:t>
+        <w:t>1a. THE RULE ABOVE HAS A HOLE IN IT (added 2026-08-17)</w:t>
       </w:r>
     </w:p>
     <w:p>
       <w:pPr/>
       <w:r>
-        <w:t>⚠️ The rule above is book-level and it counts rows. It cannot see whether the rows are the same book — and contamination makes a pool look DEEPER, so the rule actively certifies contaminated keys as done. Action Comics #1 and Amazing Fantasy #15 both cleared ≥10 comps / ≥5 graded on pools containing zero copies of either book.</w:t>
+        <w:t>The rule counts sales. It cannot tell whether those sales are all the same comic.</w:t>
       </w:r>
     </w:p>
     <w:p>
       <w:pPr/>
       <w:r>
-        <w:t>THE POSITIVE FORM IS BLOCKED. "≥5 graded comps that are plausibly the right book" cannot be measured today, because nothing in the pipeline establishes which book a row is: the comp key is title + issue + issue_type, and edition, printing and publication year are not in it. Until that changes, any threshold written here would look like a rule without being one. DO NOT WRITE ONE. This is blocked on the identity defects, not on wording.</w:t>
+        <w:t>⚠️ That is not a small gap, and it fails in the worst possible direction. A pool full of the wrong comics looks DEEPER than a clean one, not thinner. So the rule does not merely miss contamination — it hands a passing grade to the most contaminated keys. Action Comics #1 and Amazing Fantasy #15 both passed "at least 10 sales, at least 5 graded" on pools containing zero copies of the actual comic.</w:t>
       </w:r>
     </w:p>
     <w:p>
       <w:pPr/>
       <w:r>
-        <w:t>INTERIM DISQUALIFIER — use this, and understand what it is. A key may NOT be marked cleared while its graded pool spans more than one title_year cohort. Measured 2026-08-17 over the 9.4+ pools: Action Comics #1 — 16 comps, title_year 1973–2025, 5 distinct, CONTAMINATED. Amazing Fantasy #15 — 26 comps, 1992–2019, 5 distinct, CONTAMINATED. Amazing Spider-Man #300 — 118 comps, 1988–1988, 1 distinct, CLEAN. It separated clean from contaminated on every key tested. It is a DISQUALIFIER, not a certificate: it can refuse a key, never clear one.</w:t>
+        <w:t>I CANNOT FIX THE RULE YET, AND I AM NOT GOING TO PRETEND OTHERWISE</w:t>
       </w:r>
     </w:p>
     <w:p>
       <w:pPr/>
       <w:r>
-        <w:t>Three limits, stated so nobody promotes it past them. (1) N = 3. Three keys is not a validated rule; validate at corpus scale before relying on it. (2) title_year is parsed from the listing title by the same extraction that produced "CGC 98" → grade 98.0 and "Vol 1 484" → issue 1, so a condition built on it inherits that parser's reliability. (3) A contaminant-vocabulary screen was tested as the alternative and is WEAKER on recall: it caught 13 of 16 on Action Comics #1 but only 10 of 26 on Amazing Fantasy #15, because "Amazing Fantasy (2004) #15" contains no contaminant word at all. It fired 0 of 118 on the clean ASM #300 pool, so its precision is fine; its recall is not good enough to gate on.</w:t>
+        <w:t>What the rule should say is "at least 5 graded sales that are actually this comic." It cannot say that, because nothing in the system knows which comic a sale is. We match on title, issue number and series type. Edition, printing and publication year are not part of that match. Until they are, any number written here would read like a rule while measuring nothing.</w:t>
+      </w:r>
+    </w:p>
+    <w:p>
+      <w:pPr/>
+      <w:r>
+        <w:t>So do not write one. This is waiting on the wrong-comic fixes, not on better wording.</w:t>
+      </w:r>
+    </w:p>
+    <w:p>
+      <w:pPr/>
+      <w:r>
+        <w:t>WHAT YOU CAN USE IN THE MEANTIME</w:t>
+      </w:r>
+    </w:p>
+    <w:p>
+      <w:pPr/>
+      <w:r>
+        <w:t>A check that can only fail a key, never pass one: do not mark a key done if its graded sales come from more than one publication year.</w:t>
+      </w:r>
+    </w:p>
+    <w:p>
+      <w:pPr/>
+      <w:r>
+        <w:t>Tested on three keys on 2026-08-17, looking only at sales graded 9.4 and up. Action Comics #1 — 16 sales, publication years ranging 1973 to 2025, five different years: FAIL. Amazing Fantasy #15 — 26 sales, 1992 to 2019, five different years: FAIL. Amazing Spider-Man #300 — 118 sales, every one of them 1988, a single year: PASS.</w:t>
+      </w:r>
+    </w:p>
+    <w:p>
+      <w:pPr/>
+      <w:r>
+        <w:t>It got all three right. But be clear about what it is: it can tell you a key is definitely contaminated. It cannot tell you a key is clean.</w:t>
+      </w:r>
+    </w:p>
+    <w:p>
+      <w:pPr/>
+      <w:r>
+        <w:t>Three things it cannot do, so nobody leans on it harder than it deserves. (1) Three keys is not proof. Test it across the whole database before trusting it. (2) The publication year is itself read off the listing title by the same code that read "CGC 98" as a grade of 98.0 and "Vol 1 484" as issue 1 — if that code is wrong, this check is wrong along with it. (3) I tried a simpler version first: scan the listing title for words like facsimile, reprint, Milestone or promotional. Too leaky. It caught 13 of the 16 bad Action Comics #1 sales but only 10 of the 26 bad Amazing Fantasy #15 ones, because "Amazing Fantasy (2004) #15" contains no suspicious word at all. It never flagged anything on the clean ASM #300 pool, so it does not cry wolf — it just misses far too much to rely on.</w:t>
       </w:r>
     </w:p>
     <w:p>

--- a/docs/EBAY_CAPTURE_SCHEDULE.docx
+++ b/docs/EBAY_CAPTURE_SCHEDULE.docx
@@ -2,6 +2,14 @@
 <file path=word/document.xml><?xml version="1.0" encoding="utf-8"?>
 <w:document xmlns:wpc="http://schemas.microsoft.com/office/word/2010/wordprocessingCanvas" xmlns:cx="http://schemas.microsoft.com/office/drawing/2014/chartex" xmlns:cx1="http://schemas.microsoft.com/office/drawing/2015/9/8/chartex" xmlns:cx2="http://schemas.microsoft.com/office/drawing/2015/10/21/chartex" xmlns:cx3="http://schemas.microsoft.com/office/drawing/2016/5/9/chartex" xmlns:cx4="http://schemas.microsoft.com/office/drawing/2016/5/10/chartex" xmlns:cx5="http://schemas.microsoft.com/office/drawing/2016/5/11/chartex" xmlns:cx6="http://schemas.microsoft.com/office/drawing/2016/5/12/chartex" xmlns:cx7="http://schemas.microsoft.com/office/drawing/2016/5/13/chartex" xmlns:cx8="http://schemas.microsoft.com/office/drawing/2016/5/14/chartex" xmlns:mc="http://schemas.openxmlformats.org/markup-compatibility/2006" xmlns:aink="http://schemas.microsoft.com/office/drawing/2016/ink" xmlns:am3d="http://schemas.microsoft.com/office/drawing/2017/model3d" xmlns:o="urn:schemas-microsoft-com:office:office" xmlns:oel="http://schemas.microsoft.com/office/2019/extlst" xmlns:r="http://schemas.openxmlformats.org/officeDocument/2006/relationships" xmlns:m="http://schemas.openxmlformats.org/officeDocument/2006/math" xmlns:v="urn:schemas-microsoft-com:vml" xmlns:wp14="http://schemas.microsoft.com/office/word/2010/wordprocessingDrawing" xmlns:wp="http://schemas.openxmlformats.org/drawingml/2006/wordprocessingDrawing" xmlns:w10="urn:schemas-microsoft-com:office:word" xmlns:w="http://schemas.openxmlformats.org/wordprocessingml/2006/main" xmlns:w14="http://schemas.microsoft.com/office/word/2010/wordml" xmlns:w15="http://schemas.microsoft.com/office/word/2012/wordml" xmlns:w16cei="http://schemas.microsoft.com/office/word/2026/wordml/cei" xmlns:w16cex="http://schemas.microsoft.com/office/word/2018/wordml/cex" xmlns:w16cid="http://schemas.microsoft.com/office/word/2016/wordml/cid" xmlns:w16="http://schemas.microsoft.com/office/word/2018/wordml" xmlns:w16du="http://schemas.microsoft.com/office/word/2023/wordml/word16du" xmlns:w16sdtdh="http://schemas.microsoft.com/office/word/2020/wordml/sdtdatahash" xmlns:w16sdtfl="http://schemas.microsoft.com/office/word/2024/wordml/sdtformatlock" xmlns:w16se="http://schemas.microsoft.com/office/word/2015/wordml/symex" xmlns:wpg="http://schemas.microsoft.com/office/word/2010/wordprocessingGroup" xmlns:wpi="http://schemas.microsoft.com/office/word/2010/wordprocessingInk" xmlns:wne="http://schemas.microsoft.com/office/word/2006/wordml" xmlns:wps="http://schemas.microsoft.com/office/word/2010/wordprocessingShape" mc:Ignorable="w14 w15 w16se w16cid w16 w16cex w16sdtdh w16sdtfl w16du wp14">
   <w:body>
+    <w:p>
+      <w:pPr>
+        <w:pStyle w:val="Title"/>
+      </w:pPr>
+      <w:r>
+        <w:t>⚠️ THE LIST TO ACTUALLY RUN EACH WEEK IS EBAY_CAPTURE_WEEKLY.docx. This file is the reasoning behind that list — the measurements, what was retired and why. You do not need to read this one to do the capture.</w:t>
+      </w:r>
+    </w:p>
     <w:p>
       <w:pPr>
         <w:pStyle w:val="Title"/>

--- a/docs/EBAY_CAPTURE_SCHEDULE.docx
+++ b/docs/EBAY_CAPTURE_SCHEDULE.docx
@@ -883,6 +883,36 @@
       <w:pPr/>
       <w:r>
         <w:t>Three things it cannot do, so nobody leans on it harder than it deserves. (1) Three keys is not proof. Test it across the whole database before trusting it. (2) The publication year is itself read off the listing title by the same code that read "CGC 98" as a grade of 98.0 and "Vol 1 484" as issue 1 — if that code is wrong, this check is wrong along with it. (3) I tried a simpler version first: scan the listing title for words like facsimile, reprint, Milestone or promotional. Too leaky. It caught 13 of the 16 bad Action Comics #1 sales but only 10 of the 26 bad Amazing Fantasy #15 ones, because "Amazing Fantasy (2004) #15" contains no suspicious word at all. It never flagged anything on the clean ASM #300 pool, so it does not cry wolf — it just misses far too much to rely on.</w:t>
+      </w:r>
+    </w:p>
+    <w:p>
+      <w:pPr/>
+      <w:r>
+        <w:t>AMENDED 2026-08-17 (same day): THE YEAR CHECK IS INSUFFICIENT, AND THE OBVIOUS REPAIR IS WORSE. Read this before using the check above.</w:t>
+      </w:r>
+    </w:p>
+    <w:p>
+      <w:pPr/>
+      <w:r>
+        <w:t>The check refuses a key whose graded sales span more than one publication year. That much still holds. What it CANNOT do is pass a key, and the reason is sharper than "three keys is not proof": a single consistent year is not the right year. Amazing Spider-Man 2 and 3 have graded sales at 9.4 and up that are all from one year — 2014 — and the comic is from 1963. They pass the check cleanly and they are the wrong comic.</w:t>
+      </w:r>
+    </w:p>
+    <w:p>
+      <w:pPr/>
+      <w:r>
+        <w:t>The obvious fix is to compare against the most common year across the whole key, and it is worse than doing nothing. X-Men 1 holds 244 sales from the 1991 relaunch against 27 from the 1963 original, so the most common year is 1991 — the check would bless the contamination as correct and then throw out the 27 real sales for disagreeing with it. Measured across every number-one on the capture list: 52 of 108 have a most-common year the data does not support. Teenage Mutant Ninja Turtles returns 1988 on 17 percent of its rows, and the comic is from 1984.</w:t>
+      </w:r>
+    </w:p>
+    <w:p>
+      <w:pPr/>
+      <w:r>
+        <w:t>WHAT WOULD ACTUALLY WORK, and why we cannot do it yet. The year has to come from outside the sales pool, because the pool is the thing under suspicion. There is no reference database of comics and publication years in this system. The product already gets one for a real customer lookup — the grader reads the year off the photographed cover and passes it to the valuation — but the capture tracker has no such source, because the key list has never carried years.</w:t>
+      </w:r>
+    </w:p>
+    <w:p>
+      <w:pPr/>
+      <w:r>
+        <w:t>So: keep using the check to REFUSE keys. Do not extend it to approve them, and specifically do not use the most-common year. The way forward is a per-key year on the capture list itself, which is now partly started — the weekly list carries a year for the 24 number-one issues where our own data supports one, and deliberately leaves it blank for the rest.</w:t>
       </w:r>
     </w:p>
     <w:p>
